--- a/pdf/PULSE-SWAD-001_Software_Architecture.docx
+++ b/pdf/PULSE-SWAD-001_Software_Architecture.docx
@@ -90,34 +90,32 @@
         </w:p>
       </w:sdtContent>
     </w:sdt>
+    <w:bookmarkStart w:id="21" w:name="document-control"/>
     <w:p>
       <w:pPr>
         <w:pStyle w:val="Heading1"/>
       </w:pPr>
-      <w:bookmarkStart w:id="20" w:name="document-control"/>
       <w:r>
         <w:t xml:space="preserve">Document control</w:t>
       </w:r>
-      <w:bookmarkEnd w:id="20"/>
     </w:p>
     <w:tbl>
       <w:tblPr>
         <w:tblStyle w:val="Table"/>
-        <w:tblW w:type="pct" w:w="0.0"/>
-        <w:tblLook w:firstRow="1"/>
+        <w:tblW w:type="pct" w:w="5000"/>
+        <w:tblLook w:firstRow="1" w:lastRow="0" w:firstColumn="0" w:lastColumn="0" w:noHBand="0" w:noVBand="0" w:val="0020"/>
+        <w:jc w:val="start"/>
       </w:tblPr>
-      <w:tblGrid/>
+      <w:tblGrid>
+        <w:gridCol w:w="1980"/>
+        <w:gridCol w:w="5940"/>
+      </w:tblGrid>
       <w:tr>
         <w:trPr>
-          <w:cnfStyle w:firstRow="1"/>
+          <w:tblHeader w:val="true"/>
         </w:trPr>
         <w:tc>
-          <w:tcPr>
-            <w:tcBorders>
-              <w:bottom w:val="single"/>
-            </w:tcBorders>
-            <w:vAlign w:val="bottom"/>
-          </w:tcPr>
+          <w:tcPr/>
           <w:p>
             <w:pPr>
               <w:pStyle w:val="Compact"/>
@@ -129,12 +127,7 @@
           </w:p>
         </w:tc>
         <w:tc>
-          <w:tcPr>
-            <w:tcBorders>
-              <w:bottom w:val="single"/>
-            </w:tcBorders>
-            <w:vAlign w:val="bottom"/>
-          </w:tcPr>
+          <w:tcPr/>
           <w:p>
             <w:pPr>
               <w:pStyle w:val="Compact"/>
@@ -148,6 +141,7 @@
       </w:tr>
       <w:tr>
         <w:tc>
+          <w:tcPr/>
           <w:p>
             <w:pPr>
               <w:pStyle w:val="Compact"/>
@@ -159,6 +153,7 @@
           </w:p>
         </w:tc>
         <w:tc>
+          <w:tcPr/>
           <w:p>
             <w:pPr>
               <w:pStyle w:val="Compact"/>
@@ -172,6 +167,7 @@
       </w:tr>
       <w:tr>
         <w:tc>
+          <w:tcPr/>
           <w:p>
             <w:pPr>
               <w:pStyle w:val="Compact"/>
@@ -183,6 +179,7 @@
           </w:p>
         </w:tc>
         <w:tc>
+          <w:tcPr/>
           <w:p>
             <w:pPr>
               <w:pStyle w:val="Compact"/>
@@ -196,6 +193,7 @@
       </w:tr>
       <w:tr>
         <w:tc>
+          <w:tcPr/>
           <w:p>
             <w:pPr>
               <w:pStyle w:val="Compact"/>
@@ -207,6 +205,7 @@
           </w:p>
         </w:tc>
         <w:tc>
+          <w:tcPr/>
           <w:p>
             <w:pPr>
               <w:pStyle w:val="Compact"/>
@@ -220,6 +219,7 @@
       </w:tr>
       <w:tr>
         <w:tc>
+          <w:tcPr/>
           <w:p>
             <w:pPr>
               <w:pStyle w:val="Compact"/>
@@ -231,6 +231,7 @@
           </w:p>
         </w:tc>
         <w:tc>
+          <w:tcPr/>
           <w:p>
             <w:pPr>
               <w:pStyle w:val="Compact"/>
@@ -244,6 +245,7 @@
       </w:tr>
       <w:tr>
         <w:tc>
+          <w:tcPr/>
           <w:p>
             <w:pPr>
               <w:pStyle w:val="Compact"/>
@@ -255,6 +257,7 @@
           </w:p>
         </w:tc>
         <w:tc>
+          <w:tcPr/>
           <w:p>
             <w:pPr>
               <w:pStyle w:val="Compact"/>
@@ -268,6 +271,7 @@
       </w:tr>
       <w:tr>
         <w:tc>
+          <w:tcPr/>
           <w:p>
             <w:pPr>
               <w:pStyle w:val="Compact"/>
@@ -279,6 +283,7 @@
           </w:p>
         </w:tc>
         <w:tc>
+          <w:tcPr/>
           <w:p>
             <w:pPr>
               <w:pStyle w:val="Compact"/>
@@ -292,6 +297,7 @@
       </w:tr>
       <w:tr>
         <w:tc>
+          <w:tcPr/>
           <w:p>
             <w:pPr>
               <w:pStyle w:val="Compact"/>
@@ -303,6 +309,7 @@
           </w:p>
         </w:tc>
         <w:tc>
+          <w:tcPr/>
           <w:p>
             <w:pPr>
               <w:pStyle w:val="Compact"/>
@@ -316,6 +323,7 @@
       </w:tr>
       <w:tr>
         <w:tc>
+          <w:tcPr/>
           <w:p>
             <w:pPr>
               <w:pStyle w:val="Compact"/>
@@ -327,6 +335,7 @@
           </w:p>
         </w:tc>
         <w:tc>
+          <w:tcPr/>
           <w:p>
             <w:pPr>
               <w:pStyle w:val="Compact"/>
@@ -340,6 +349,7 @@
       </w:tr>
       <w:tr>
         <w:tc>
+          <w:tcPr/>
           <w:p>
             <w:pPr>
               <w:pStyle w:val="Compact"/>
@@ -351,6 +361,7 @@
           </w:p>
         </w:tc>
         <w:tc>
+          <w:tcPr/>
           <w:p>
             <w:pPr>
               <w:pStyle w:val="Compact"/>
@@ -364,6 +375,7 @@
       </w:tr>
       <w:tr>
         <w:tc>
+          <w:tcPr/>
           <w:p>
             <w:pPr>
               <w:pStyle w:val="Compact"/>
@@ -375,6 +387,7 @@
           </w:p>
         </w:tc>
         <w:tc>
+          <w:tcPr/>
           <w:p>
             <w:pPr>
               <w:pStyle w:val="Compact"/>
@@ -387,21 +400,21 @@
         </w:tc>
       </w:tr>
     </w:tbl>
+    <w:bookmarkStart w:id="20" w:name="change-log"/>
     <w:p>
       <w:pPr>
         <w:pStyle w:val="Heading2"/>
       </w:pPr>
-      <w:bookmarkStart w:id="21" w:name="change-log"/>
       <w:r>
         <w:t xml:space="preserve">Change log</w:t>
       </w:r>
-      <w:bookmarkEnd w:id="21"/>
     </w:p>
     <w:tbl>
       <w:tblPr>
         <w:tblStyle w:val="Table"/>
-        <w:tblW w:type="pct" w:w="5000.0"/>
-        <w:tblLook w:firstRow="1"/>
+        <w:tblW w:type="pct" w:w="5000"/>
+        <w:tblLook w:firstRow="1" w:lastRow="0" w:firstColumn="0" w:lastColumn="0" w:noHBand="0" w:noVBand="0" w:val="0020"/>
+        <w:jc w:val="start"/>
       </w:tblPr>
       <w:tblGrid>
         <w:gridCol w:w="633"/>
@@ -411,15 +424,10 @@
       </w:tblGrid>
       <w:tr>
         <w:trPr>
-          <w:cnfStyle w:firstRow="1"/>
+          <w:tblHeader w:val="true"/>
         </w:trPr>
         <w:tc>
-          <w:tcPr>
-            <w:tcBorders>
-              <w:bottom w:val="single"/>
-            </w:tcBorders>
-            <w:vAlign w:val="bottom"/>
-          </w:tcPr>
+          <w:tcPr/>
           <w:p>
             <w:pPr>
               <w:pStyle w:val="Compact"/>
@@ -431,12 +439,7 @@
           </w:p>
         </w:tc>
         <w:tc>
-          <w:tcPr>
-            <w:tcBorders>
-              <w:bottom w:val="single"/>
-            </w:tcBorders>
-            <w:vAlign w:val="bottom"/>
-          </w:tcPr>
+          <w:tcPr/>
           <w:p>
             <w:pPr>
               <w:pStyle w:val="Compact"/>
@@ -448,12 +451,7 @@
           </w:p>
         </w:tc>
         <w:tc>
-          <w:tcPr>
-            <w:tcBorders>
-              <w:bottom w:val="single"/>
-            </w:tcBorders>
-            <w:vAlign w:val="bottom"/>
-          </w:tcPr>
+          <w:tcPr/>
           <w:p>
             <w:pPr>
               <w:pStyle w:val="Compact"/>
@@ -465,12 +463,7 @@
           </w:p>
         </w:tc>
         <w:tc>
-          <w:tcPr>
-            <w:tcBorders>
-              <w:bottom w:val="single"/>
-            </w:tcBorders>
-            <w:vAlign w:val="bottom"/>
-          </w:tcPr>
+          <w:tcPr/>
           <w:p>
             <w:pPr>
               <w:pStyle w:val="Compact"/>
@@ -484,6 +477,7 @@
       </w:tr>
       <w:tr>
         <w:tc>
+          <w:tcPr/>
           <w:p>
             <w:pPr>
               <w:pStyle w:val="Compact"/>
@@ -495,6 +489,7 @@
           </w:p>
         </w:tc>
         <w:tc>
+          <w:tcPr/>
           <w:p>
             <w:pPr>
               <w:pStyle w:val="Compact"/>
@@ -506,6 +501,7 @@
           </w:p>
         </w:tc>
         <w:tc>
+          <w:tcPr/>
           <w:p>
             <w:pPr>
               <w:pStyle w:val="Compact"/>
@@ -517,6 +513,7 @@
           </w:p>
         </w:tc>
         <w:tc>
+          <w:tcPr/>
           <w:p>
             <w:pPr>
               <w:pStyle w:val="Compact"/>
@@ -529,15 +526,16 @@
         </w:tc>
       </w:tr>
     </w:tbl>
+    <w:bookmarkEnd w:id="20"/>
+    <w:bookmarkEnd w:id="21"/>
+    <w:bookmarkStart w:id="22" w:name="purpose"/>
     <w:p>
       <w:pPr>
         <w:pStyle w:val="Heading1"/>
       </w:pPr>
-      <w:bookmarkStart w:id="22" w:name="purpose"/>
       <w:r>
         <w:t xml:space="preserve">1. Purpose</w:t>
       </w:r>
-      <w:bookmarkEnd w:id="22"/>
     </w:p>
     <w:p>
       <w:pPr>
@@ -579,15 +577,15 @@
         <w:t xml:space="preserve">Abbreviations are defined in the glossary, PULSE-StRS-001 section 8.</w:t>
       </w:r>
     </w:p>
+    <w:bookmarkEnd w:id="22"/>
+    <w:bookmarkStart w:id="26" w:name="the-flutter-cluster"/>
     <w:p>
       <w:pPr>
         <w:pStyle w:val="Heading1"/>
       </w:pPr>
-      <w:bookmarkStart w:id="23" w:name="the-flutter-cluster"/>
       <w:r>
         <w:t xml:space="preserve">2. The Flutter cluster</w:t>
       </w:r>
-      <w:bookmarkEnd w:id="23"/>
     </w:p>
     <w:p>
       <w:pPr>
@@ -612,8 +610,9 @@
     <w:tbl>
       <w:tblPr>
         <w:tblStyle w:val="Table"/>
-        <w:tblW w:type="pct" w:w="5000.0"/>
-        <w:tblLook w:firstRow="1"/>
+        <w:tblW w:type="pct" w:w="5000"/>
+        <w:tblLook w:firstRow="1" w:lastRow="0" w:firstColumn="0" w:lastColumn="0" w:noHBand="0" w:noVBand="0" w:val="0020"/>
+        <w:jc w:val="start"/>
       </w:tblPr>
       <w:tblGrid>
         <w:gridCol w:w="1272"/>
@@ -622,15 +621,10 @@
       </w:tblGrid>
       <w:tr>
         <w:trPr>
-          <w:cnfStyle w:firstRow="1"/>
+          <w:tblHeader w:val="true"/>
         </w:trPr>
         <w:tc>
-          <w:tcPr>
-            <w:tcBorders>
-              <w:bottom w:val="single"/>
-            </w:tcBorders>
-            <w:vAlign w:val="bottom"/>
-          </w:tcPr>
+          <w:tcPr/>
           <w:p>
             <w:pPr>
               <w:pStyle w:val="Compact"/>
@@ -642,12 +636,7 @@
           </w:p>
         </w:tc>
         <w:tc>
-          <w:tcPr>
-            <w:tcBorders>
-              <w:bottom w:val="single"/>
-            </w:tcBorders>
-            <w:vAlign w:val="bottom"/>
-          </w:tcPr>
+          <w:tcPr/>
           <w:p>
             <w:pPr>
               <w:pStyle w:val="Compact"/>
@@ -659,12 +648,7 @@
           </w:p>
         </w:tc>
         <w:tc>
-          <w:tcPr>
-            <w:tcBorders>
-              <w:bottom w:val="single"/>
-            </w:tcBorders>
-            <w:vAlign w:val="bottom"/>
-          </w:tcPr>
+          <w:tcPr/>
           <w:p>
             <w:pPr>
               <w:pStyle w:val="Compact"/>
@@ -678,6 +662,7 @@
       </w:tr>
       <w:tr>
         <w:tc>
+          <w:tcPr/>
           <w:p>
             <w:pPr>
               <w:pStyle w:val="Compact"/>
@@ -689,6 +674,7 @@
           </w:p>
         </w:tc>
         <w:tc>
+          <w:tcPr/>
           <w:p>
             <w:pPr>
               <w:pStyle w:val="Compact"/>
@@ -703,6 +689,7 @@
           </w:p>
         </w:tc>
         <w:tc>
+          <w:tcPr/>
           <w:p>
             <w:pPr>
               <w:pStyle w:val="Compact"/>
@@ -716,6 +703,7 @@
       </w:tr>
       <w:tr>
         <w:tc>
+          <w:tcPr/>
           <w:p>
             <w:pPr>
               <w:pStyle w:val="Compact"/>
@@ -727,6 +715,7 @@
           </w:p>
         </w:tc>
         <w:tc>
+          <w:tcPr/>
           <w:p>
             <w:pPr>
               <w:pStyle w:val="Compact"/>
@@ -741,6 +730,7 @@
           </w:p>
         </w:tc>
         <w:tc>
+          <w:tcPr/>
           <w:p>
             <w:pPr>
               <w:pStyle w:val="Compact"/>
@@ -754,6 +744,7 @@
       </w:tr>
       <w:tr>
         <w:tc>
+          <w:tcPr/>
           <w:p>
             <w:pPr>
               <w:pStyle w:val="Compact"/>
@@ -765,6 +756,7 @@
           </w:p>
         </w:tc>
         <w:tc>
+          <w:tcPr/>
           <w:p>
             <w:pPr>
               <w:pStyle w:val="Compact"/>
@@ -803,6 +795,7 @@
           </w:p>
         </w:tc>
         <w:tc>
+          <w:tcPr/>
           <w:p>
             <w:pPr>
               <w:pStyle w:val="Compact"/>
@@ -816,6 +809,7 @@
       </w:tr>
       <w:tr>
         <w:tc>
+          <w:tcPr/>
           <w:p>
             <w:pPr>
               <w:pStyle w:val="Compact"/>
@@ -827,6 +821,7 @@
           </w:p>
         </w:tc>
         <w:tc>
+          <w:tcPr/>
           <w:p>
             <w:pPr>
               <w:pStyle w:val="Compact"/>
@@ -841,6 +836,7 @@
           </w:p>
         </w:tc>
         <w:tc>
+          <w:tcPr/>
           <w:p>
             <w:pPr>
               <w:pStyle w:val="Compact"/>
@@ -868,15 +864,14 @@
         </w:tc>
       </w:tr>
     </w:tbl>
+    <w:bookmarkStart w:id="23" w:name="data-flow"/>
     <w:p>
       <w:pPr>
         <w:pStyle w:val="Heading2"/>
       </w:pPr>
-      <w:bookmarkStart w:id="24" w:name="data-flow"/>
       <w:r>
         <w:t xml:space="preserve">2.1 Data flow</w:t>
       </w:r>
-      <w:bookmarkEnd w:id="24"/>
     </w:p>
     <w:p>
       <w:pPr>
@@ -888,80 +883,459 @@
     </w:p>
     <w:p>
       <w:pPr>
+        <w:numPr>
+          <w:ilvl w:val="0"/>
+          <w:numId w:val="1001"/>
+        </w:numPr>
         <w:pStyle w:val="Compact"/>
+      </w:pPr>
+      <w:r>
+        <w:rPr>
+          <w:rStyle w:val="VerbatimChar"/>
+        </w:rPr>
+        <w:t xml:space="preserve">VssService</w:t>
+      </w:r>
+      <w:r>
+        <w:t xml:space="preserve"> </w:t>
+      </w:r>
+      <w:r>
+        <w:t xml:space="preserve">holds one streaming</w:t>
+      </w:r>
+      <w:r>
+        <w:t xml:space="preserve"> </w:t>
+      </w:r>
+      <w:r>
+        <w:rPr>
+          <w:rStyle w:val="VerbatimChar"/>
+        </w:rPr>
+        <w:t xml:space="preserve">Subscribe</w:t>
+      </w:r>
+      <w:r>
+        <w:t xml:space="preserve"> </w:t>
+      </w:r>
+      <w:r>
+        <w:t xml:space="preserve">call for all 28 paths in</w:t>
+      </w:r>
+      <w:r>
+        <w:t xml:space="preserve"> </w:t>
+      </w:r>
+      <w:r>
+        <w:t xml:space="preserve">PULSE-SAD-001 appendix A. Before subscribing it reads each path’s</w:t>
+      </w:r>
+      <w:r>
+        <w:t xml:space="preserve"> </w:t>
+      </w:r>
+      <w:r>
+        <w:t xml:space="preserve">catalogue restriction from the broker, so the limits it enforces are the</w:t>
+      </w:r>
+      <w:r>
+        <w:t xml:space="preserve"> </w:t>
+      </w:r>
+      <w:r>
+        <w:t xml:space="preserve">catalogue’s, not its own (IR-2).</w:t>
+      </w:r>
+    </w:p>
+    <w:p>
+      <w:pPr>
         <w:numPr>
+          <w:ilvl w:val="0"/>
           <w:numId w:val="1001"/>
+        </w:numPr>
+        <w:pStyle w:val="Compact"/>
+      </w:pPr>
+      <w:r>
+        <w:t xml:space="preserve">Each update is checked against that restriction. A value outside it is</w:t>
+      </w:r>
+      <w:r>
+        <w:t xml:space="preserve"> </w:t>
+      </w:r>
+      <w:r>
+        <w:t xml:space="preserve">refused and counted, and does not refresh the signal’s arrival time</w:t>
+      </w:r>
+      <w:r>
+        <w:t xml:space="preserve"> </w:t>
+      </w:r>
+      <w:r>
+        <w:t xml:space="preserve">(CS-5). An accepted value is written into</w:t>
+      </w:r>
+      <w:r>
+        <w:t xml:space="preserve"> </w:t>
+      </w:r>
+      <w:r>
+        <w:rPr>
+          <w:rStyle w:val="VerbatimChar"/>
+        </w:rPr>
+        <w:t xml:space="preserve">VehicleState</w:t>
+      </w:r>
+      <w:r>
+        <w:t xml:space="preserve"> </w:t>
+      </w:r>
+      <w:r>
+        <w:t xml:space="preserve">and stamped</w:t>
+      </w:r>
+      <w:r>
+        <w:t xml:space="preserve"> </w:t>
+      </w:r>
+      <w:r>
+        <w:t xml:space="preserve">with the monotonic arrival time.</w:t>
+      </w:r>
+    </w:p>
+    <w:p>
+      <w:pPr>
+        <w:numPr>
           <w:ilvl w:val="0"/>
+          <w:numId w:val="1001"/>
         </w:numPr>
+        <w:pStyle w:val="Compact"/>
       </w:pPr>
       <w:r>
         <w:rPr>
           <w:rStyle w:val="VerbatimChar"/>
         </w:rPr>
+        <w:t xml:space="preserve">VehicleState</w:t>
+      </w:r>
+      <w:r>
+        <w:t xml:space="preserve"> </w:t>
+      </w:r>
+      <w:r>
+        <w:t xml:space="preserve">is a</w:t>
+      </w:r>
+      <w:r>
+        <w:t xml:space="preserve"> </w:t>
+      </w:r>
+      <w:r>
+        <w:rPr>
+          <w:rStyle w:val="VerbatimChar"/>
+        </w:rPr>
+        <w:t xml:space="preserve">ChangeNotifier</w:t>
+      </w:r>
+      <w:r>
+        <w:t xml:space="preserve">. Every write notifies; a 100 ms</w:t>
+      </w:r>
+      <w:r>
+        <w:t xml:space="preserve"> </w:t>
+      </w:r>
+      <w:r>
+        <w:t xml:space="preserve">ticker also notifies whenever any safety signal crosses its freshness</w:t>
+      </w:r>
+      <w:r>
+        <w:t xml:space="preserve"> </w:t>
+      </w:r>
+      <w:r>
+        <w:t xml:space="preserve">criterion, so a lost signal degrades even when nothing arrives (SM-1).</w:t>
+      </w:r>
+    </w:p>
+    <w:p>
+      <w:pPr>
+        <w:numPr>
+          <w:ilvl w:val="0"/>
+          <w:numId w:val="1001"/>
+        </w:numPr>
+        <w:pStyle w:val="Compact"/>
+      </w:pPr>
+      <w:r>
+        <w:t xml:space="preserve">The screens read</w:t>
+      </w:r>
+      <w:r>
+        <w:t xml:space="preserve"> </w:t>
+      </w:r>
+      <w:r>
+        <w:rPr>
+          <w:iCs/>
+          <w:i/>
+        </w:rPr>
+        <w:t xml:space="preserve">display-ready</w:t>
+      </w:r>
+      <w:r>
+        <w:t xml:space="preserve"> </w:t>
+      </w:r>
+      <w:r>
+        <w:t xml:space="preserve">values:</w:t>
+      </w:r>
+      <w:r>
+        <w:t xml:space="preserve"> </w:t>
+      </w:r>
+      <w:r>
+        <w:rPr>
+          <w:rStyle w:val="VerbatimChar"/>
+        </w:rPr>
+        <w:t xml:space="preserve">speedText</w:t>
+      </w:r>
+      <w:r>
+        <w:t xml:space="preserve"> </w:t>
+      </w:r>
+      <w:r>
+        <w:t xml:space="preserve">is already</w:t>
+      </w:r>
+      <w:r>
+        <w:t xml:space="preserve"> </w:t>
+      </w:r>
+      <w:r>
+        <w:t xml:space="preserve">“</w:t>
+      </w:r>
+      <w:r>
+        <w:t xml:space="preserve">—</w:t>
+      </w:r>
+      <w:r>
+        <w:t xml:space="preserve">”</w:t>
+      </w:r>
+      <w:r>
+        <w:t xml:space="preserve"> </w:t>
+      </w:r>
+      <w:r>
+        <w:t xml:space="preserve">when speed is stale,</w:t>
+      </w:r>
+      <w:r>
+        <w:t xml:space="preserve"> </w:t>
+      </w:r>
+      <w:r>
+        <w:rPr>
+          <w:rStyle w:val="VerbatimChar"/>
+        </w:rPr>
+        <w:t xml:space="preserve">gearText</w:t>
+      </w:r>
+      <w:r>
+        <w:t xml:space="preserve"> </w:t>
+      </w:r>
+      <w:r>
+        <w:t xml:space="preserve">is already</w:t>
+      </w:r>
+      <w:r>
+        <w:t xml:space="preserve"> </w:t>
+      </w:r>
+      <w:r>
+        <w:t xml:space="preserve">“</w:t>
+      </w:r>
+      <w:r>
+        <w:t xml:space="preserve">?</w:t>
+      </w:r>
+      <w:r>
+        <w:t xml:space="preserve">”</w:t>
+      </w:r>
+      <w:r>
+        <w:t xml:space="preserve">,</w:t>
+      </w:r>
+      <w:r>
+        <w:t xml:space="preserve"> </w:t>
+      </w:r>
+      <w:r>
+        <w:rPr>
+          <w:rStyle w:val="VerbatimChar"/>
+        </w:rPr>
+        <w:t xml:space="preserve">alertShown</w:t>
+      </w:r>
+      <w:r>
+        <w:t xml:space="preserve"> </w:t>
+      </w:r>
+      <w:r>
+        <w:t xml:space="preserve">is already</w:t>
+      </w:r>
+      <w:r>
+        <w:t xml:space="preserve"> </w:t>
+      </w:r>
+      <w:r>
+        <w:t xml:space="preserve">NO_FACE or UNAVAILABLE. A widget never decides whether a value is</w:t>
+      </w:r>
+      <w:r>
+        <w:t xml:space="preserve"> </w:t>
+      </w:r>
+      <w:r>
+        <w:t xml:space="preserve">trustworthy; the state has decided before the widget sees it.</w:t>
+      </w:r>
+    </w:p>
+    <w:bookmarkEnd w:id="23"/>
+    <w:bookmarkStart w:id="24" w:name="design-rules"/>
+    <w:p>
+      <w:pPr>
+        <w:pStyle w:val="Heading2"/>
+      </w:pPr>
+      <w:r>
+        <w:t xml:space="preserve">2.2 Design rules</w:t>
+      </w:r>
+    </w:p>
+    <w:p>
+      <w:pPr>
+        <w:numPr>
+          <w:ilvl w:val="0"/>
+          <w:numId w:val="1002"/>
+        </w:numPr>
+        <w:pStyle w:val="Compact"/>
+      </w:pPr>
+      <w:r>
+        <w:rPr>
+          <w:bCs/>
+          <w:b/>
+        </w:rPr>
+        <w:t xml:space="preserve">The catalogue is the only source of semantics.</w:t>
+      </w:r>
+      <w:r>
+        <w:t xml:space="preserve"> </w:t>
+      </w:r>
+      <w:r>
+        <w:t xml:space="preserve">Paths appear once, in</w:t>
+      </w:r>
+      <w:r>
+        <w:t xml:space="preserve"> </w:t>
+      </w:r>
+      <w:r>
+        <w:rPr>
+          <w:rStyle w:val="VerbatimChar"/>
+        </w:rPr>
         <w:t xml:space="preserve">VssService</w:t>
       </w:r>
       <w:r>
-        <w:t xml:space="preserve"> </w:t>
-      </w:r>
-      <w:r>
-        <w:t xml:space="preserve">holds one streaming</w:t>
-      </w:r>
-      <w:r>
+        <w:t xml:space="preserve">; units and ranges come from the broker at run time.</w:t>
+      </w:r>
+    </w:p>
+    <w:p>
+      <w:pPr>
+        <w:numPr>
+          <w:ilvl w:val="0"/>
+          <w:numId w:val="1002"/>
+        </w:numPr>
+        <w:pStyle w:val="Compact"/>
+      </w:pPr>
+      <w:r>
+        <w:rPr>
+          <w:bCs/>
+          <w:b/>
+        </w:rPr>
+        <w:t xml:space="preserve">Freshness is judged by arrival, not by the broker’s timestamp.</w:t>
+      </w:r>
+      <w:r>
+        <w:t xml:space="preserve"> </w:t>
+      </w:r>
+      <w:r>
+        <w:t xml:space="preserve">That</w:t>
+      </w:r>
+      <w:r>
+        <w:t xml:space="preserve"> </w:t>
+      </w:r>
+      <w:r>
+        <w:t xml:space="preserve">needs no clock agreement between hosts, and it catches a lost broker or</w:t>
+      </w:r>
+      <w:r>
+        <w:t xml:space="preserve"> </w:t>
+      </w:r>
+      <w:r>
+        <w:t xml:space="preserve">link as well as a stalled provider. Providers therefore republish safety</w:t>
+      </w:r>
+      <w:r>
+        <w:t xml:space="preserve"> </w:t>
+      </w:r>
+      <w:r>
+        <w:t xml:space="preserve">signals every tick even when unchanged.</w:t>
+      </w:r>
+    </w:p>
+    <w:p>
+      <w:pPr>
+        <w:numPr>
+          <w:ilvl w:val="0"/>
+          <w:numId w:val="1002"/>
+        </w:numPr>
+        <w:pStyle w:val="Compact"/>
+      </w:pPr>
+      <w:r>
+        <w:rPr>
+          <w:bCs/>
+          <w:b/>
+        </w:rPr>
+        <w:t xml:space="preserve">Degraded forms are fixed in</w:t>
+      </w:r>
+      <w:r>
+        <w:rPr>
+          <w:bCs/>
+          <w:b/>
+        </w:rPr>
         <w:t xml:space="preserve"> </w:t>
       </w:r>
       <w:r>
         <w:rPr>
           <w:rStyle w:val="VerbatimChar"/>
-        </w:rPr>
-        <w:t xml:space="preserve">Subscribe</w:t>
-      </w:r>
-      <w:r>
-        <w:t xml:space="preserve"> </w:t>
-      </w:r>
-      <w:r>
-        <w:t xml:space="preserve">call for all 28 paths in</w:t>
-      </w:r>
-      <w:r>
-        <w:t xml:space="preserve"> </w:t>
-      </w:r>
-      <w:r>
-        <w:t xml:space="preserve">PULSE-SAD-001 appendix A. Before subscribing it reads each path’s</w:t>
-      </w:r>
-      <w:r>
-        <w:t xml:space="preserve"> </w:t>
-      </w:r>
-      <w:r>
-        <w:t xml:space="preserve">catalogue restriction from the broker, so the limits it enforces are the</w:t>
-      </w:r>
-      <w:r>
-        <w:t xml:space="preserve"> </w:t>
-      </w:r>
-      <w:r>
-        <w:t xml:space="preserve">catalogue’s, not its own (IR-2).</w:t>
-      </w:r>
-    </w:p>
-    <w:p>
-      <w:pPr>
+          <w:bCs/>
+          <w:b/>
+        </w:rPr>
+        <w:t xml:space="preserve">VehicleState</w:t>
+      </w:r>
+      <w:r>
+        <w:t xml:space="preserve">, one place, from</w:t>
+      </w:r>
+      <w:r>
+        <w:t xml:space="preserve"> </w:t>
+      </w:r>
+      <w:r>
+        <w:t xml:space="preserve">PULSE-SAF-001 section 3. A stale monitor is never shown as</w:t>
+      </w:r>
+      <w:r>
+        <w:t xml:space="preserve"> </w:t>
+      </w:r>
+      <w:r>
+        <w:t xml:space="preserve">“</w:t>
+      </w:r>
+      <w:r>
+        <w:t xml:space="preserve">no alert</w:t>
+      </w:r>
+      <w:r>
+        <w:t xml:space="preserve">”</w:t>
+      </w:r>
+      <w:r>
+        <w:t xml:space="preserve">.</w:t>
+      </w:r>
+    </w:p>
+    <w:p>
+      <w:pPr>
+        <w:numPr>
+          <w:ilvl w:val="0"/>
+          <w:numId w:val="1002"/>
+        </w:numPr>
         <w:pStyle w:val="Compact"/>
+      </w:pPr>
+      <w:r>
+        <w:rPr>
+          <w:bCs/>
+          <w:b/>
+        </w:rPr>
+        <w:t xml:space="preserve">Connection loss marks everything stale at once</w:t>
+      </w:r>
+      <w:r>
+        <w:t xml:space="preserve">, in the same</w:t>
+      </w:r>
+      <w:r>
+        <w:t xml:space="preserve"> </w:t>
+      </w:r>
+      <w:r>
+        <w:rPr>
+          <w:rStyle w:val="VerbatimChar"/>
+        </w:rPr>
+        <w:t xml:space="preserve">finally</w:t>
+      </w:r>
+      <w:r>
+        <w:t xml:space="preserve"> </w:t>
+      </w:r>
+      <w:r>
+        <w:t xml:space="preserve">that closes the channel.</w:t>
+      </w:r>
+    </w:p>
+    <w:p>
+      <w:pPr>
         <w:numPr>
-          <w:numId w:val="1001"/>
           <w:ilvl w:val="0"/>
+          <w:numId w:val="1002"/>
         </w:numPr>
-      </w:pPr>
-      <w:r>
-        <w:t xml:space="preserve">Each update is checked against that restriction. A value outside it is</w:t>
-      </w:r>
-      <w:r>
-        <w:t xml:space="preserve"> </w:t>
-      </w:r>
-      <w:r>
-        <w:t xml:space="preserve">refused and counted, and does not refresh the signal’s arrival time</w:t>
-      </w:r>
-      <w:r>
-        <w:t xml:space="preserve"> </w:t>
-      </w:r>
-      <w:r>
-        <w:t xml:space="preserve">(CS-5). An accepted value is written into</w:t>
+        <w:pStyle w:val="Compact"/>
+      </w:pPr>
+      <w:r>
+        <w:rPr>
+          <w:bCs/>
+          <w:b/>
+        </w:rPr>
+        <w:t xml:space="preserve">Credentials are found, never embedded.</w:t>
+      </w:r>
+      <w:r>
+        <w:t xml:space="preserve"> </w:t>
+      </w:r>
+      <w:r>
+        <w:t xml:space="preserve">The service locates</w:t>
       </w:r>
       <w:r>
         <w:t xml:space="preserve"> </w:t>
@@ -970,40 +1344,34 @@
         <w:rPr>
           <w:rStyle w:val="VerbatimChar"/>
         </w:rPr>
-        <w:t xml:space="preserve">VehicleState</w:t>
-      </w:r>
-      <w:r>
-        <w:t xml:space="preserve"> </w:t>
-      </w:r>
-      <w:r>
-        <w:t xml:space="preserve">and stamped</w:t>
-      </w:r>
-      <w:r>
-        <w:t xml:space="preserve"> </w:t>
-      </w:r>
-      <w:r>
-        <w:t xml:space="preserve">with the monotonic arrival time.</w:t>
-      </w:r>
-    </w:p>
-    <w:p>
-      <w:pPr>
-        <w:pStyle w:val="Compact"/>
-        <w:numPr>
-          <w:numId w:val="1001"/>
-          <w:ilvl w:val="0"/>
-        </w:numPr>
-      </w:pPr>
+        <w:t xml:space="preserve">.run/pki</w:t>
+      </w:r>
+      <w:r>
+        <w:t xml:space="preserve"> </w:t>
+      </w:r>
+      <w:r>
+        <w:t xml:space="preserve">by walking up from the working directory and from the executable, so</w:t>
+      </w:r>
+      <w:r>
+        <w:t xml:space="preserve"> </w:t>
+      </w:r>
       <w:r>
         <w:rPr>
           <w:rStyle w:val="VerbatimChar"/>
         </w:rPr>
-        <w:t xml:space="preserve">VehicleState</w:t>
-      </w:r>
-      <w:r>
-        <w:t xml:space="preserve"> </w:t>
-      </w:r>
-      <w:r>
-        <w:t xml:space="preserve">is a</w:t>
+        <w:t xml:space="preserve">run.sh</w:t>
+      </w:r>
+      <w:r>
+        <w:t xml:space="preserve"> </w:t>
+      </w:r>
+      <w:r>
+        <w:t xml:space="preserve">and a bare bundle both find it, and refuses to connect without</w:t>
+      </w:r>
+      <w:r>
+        <w:t xml:space="preserve"> </w:t>
+      </w:r>
+      <w:r>
+        <w:t xml:space="preserve">it unless</w:t>
       </w:r>
       <w:r>
         <w:t xml:space="preserve"> </w:t>
@@ -1012,82 +1380,43 @@
         <w:rPr>
           <w:rStyle w:val="VerbatimChar"/>
         </w:rPr>
-        <w:t xml:space="preserve">ChangeNotifier</w:t>
-      </w:r>
-      <w:r>
-        <w:t xml:space="preserve">. Every write notifies; a 100 ms</w:t>
-      </w:r>
-      <w:r>
-        <w:t xml:space="preserve"> </w:t>
-      </w:r>
-      <w:r>
-        <w:t xml:space="preserve">ticker also notifies whenever any safety signal crosses its freshness</w:t>
-      </w:r>
-      <w:r>
-        <w:t xml:space="preserve"> </w:t>
-      </w:r>
-      <w:r>
-        <w:t xml:space="preserve">criterion, so a lost signal degrades even when nothing arrives (SM-1).</w:t>
-      </w:r>
-    </w:p>
-    <w:p>
-      <w:pPr>
-        <w:pStyle w:val="Compact"/>
-        <w:numPr>
-          <w:numId w:val="1001"/>
-          <w:ilvl w:val="0"/>
-        </w:numPr>
-      </w:pPr>
-      <w:r>
-        <w:t xml:space="preserve">The screens read</w:t>
-      </w:r>
-      <w:r>
-        <w:t xml:space="preserve"> </w:t>
-      </w:r>
-      <w:r>
-        <w:rPr>
-          <w:i/>
-        </w:rPr>
-        <w:t xml:space="preserve">display-ready</w:t>
-      </w:r>
-      <w:r>
-        <w:t xml:space="preserve"> </w:t>
-      </w:r>
-      <w:r>
-        <w:t xml:space="preserve">values:</w:t>
-      </w:r>
-      <w:r>
-        <w:t xml:space="preserve"> </w:t>
-      </w:r>
+        <w:t xml:space="preserve">PULSE_INSECURE=1</w:t>
+      </w:r>
+      <w:r>
+        <w:t xml:space="preserve"> </w:t>
+      </w:r>
+      <w:r>
+        <w:t xml:space="preserve">says the broker was started that way.</w:t>
+      </w:r>
+    </w:p>
+    <w:bookmarkEnd w:id="24"/>
+    <w:bookmarkStart w:id="25" w:name="where-the-compose-cluster-differs"/>
+    <w:p>
+      <w:pPr>
+        <w:pStyle w:val="Heading2"/>
+      </w:pPr>
+      <w:r>
+        <w:t xml:space="preserve">2.3 Where the Compose cluster differs</w:t>
+      </w:r>
+    </w:p>
+    <w:p>
+      <w:pPr>
+        <w:pStyle w:val="FirstParagraph"/>
+      </w:pPr>
       <w:r>
         <w:rPr>
           <w:rStyle w:val="VerbatimChar"/>
         </w:rPr>
-        <w:t xml:space="preserve">speedText</w:t>
-      </w:r>
-      <w:r>
-        <w:t xml:space="preserve"> </w:t>
-      </w:r>
-      <w:r>
-        <w:t xml:space="preserve">is already</w:t>
-      </w:r>
-      <w:r>
-        <w:t xml:space="preserve"> </w:t>
-      </w:r>
-      <w:r>
-        <w:t xml:space="preserve">“</w:t>
-      </w:r>
-      <w:r>
-        <w:t xml:space="preserve">—</w:t>
-      </w:r>
-      <w:r>
-        <w:t xml:space="preserve">”</w:t>
-      </w:r>
-      <w:r>
-        <w:t xml:space="preserve"> </w:t>
-      </w:r>
-      <w:r>
-        <w:t xml:space="preserve">when speed is stale,</w:t>
+        <w:t xml:space="preserve">pulse-cluster-android/app/src/main/java/com/pulse/cluster/</w:t>
+      </w:r>
+      <w:r>
+        <w:t xml:space="preserve">. Same three</w:t>
+      </w:r>
+      <w:r>
+        <w:t xml:space="preserve"> </w:t>
+      </w:r>
+      <w:r>
+        <w:t xml:space="preserve">layers:</w:t>
       </w:r>
       <w:r>
         <w:t xml:space="preserve"> </w:t>
@@ -1096,28 +1425,13 @@
         <w:rPr>
           <w:rStyle w:val="VerbatimChar"/>
         </w:rPr>
-        <w:t xml:space="preserve">gearText</w:t>
-      </w:r>
-      <w:r>
-        <w:t xml:space="preserve"> </w:t>
-      </w:r>
-      <w:r>
-        <w:t xml:space="preserve">is already</w:t>
-      </w:r>
-      <w:r>
-        <w:t xml:space="preserve"> </w:t>
-      </w:r>
-      <w:r>
-        <w:t xml:space="preserve">“</w:t>
-      </w:r>
-      <w:r>
-        <w:t xml:space="preserve">?</w:t>
-      </w:r>
-      <w:r>
-        <w:t xml:space="preserve">”</w:t>
-      </w:r>
-      <w:r>
-        <w:t xml:space="preserve">,</w:t>
+        <w:t xml:space="preserve">VssClient.kt</w:t>
+      </w:r>
+      <w:r>
+        <w:t xml:space="preserve"> </w:t>
+      </w:r>
+      <w:r>
+        <w:t xml:space="preserve">(transport and limits),</w:t>
       </w:r>
       <w:r>
         <w:t xml:space="preserve"> </w:t>
@@ -1126,56 +1440,19 @@
         <w:rPr>
           <w:rStyle w:val="VerbatimChar"/>
         </w:rPr>
-        <w:t xml:space="preserve">alertShown</w:t>
-      </w:r>
-      <w:r>
-        <w:t xml:space="preserve"> </w:t>
-      </w:r>
-      <w:r>
-        <w:t xml:space="preserve">is already</w:t>
-      </w:r>
-      <w:r>
-        <w:t xml:space="preserve"> </w:t>
-      </w:r>
-      <w:r>
-        <w:t xml:space="preserve">NO_FACE or UNAVAILABLE. A widget never decides whether a value is</w:t>
-      </w:r>
-      <w:r>
-        <w:t xml:space="preserve"> </w:t>
-      </w:r>
-      <w:r>
-        <w:t xml:space="preserve">trustworthy; the state has decided before the widget sees it.</w:t>
-      </w:r>
-    </w:p>
-    <w:p>
-      <w:pPr>
-        <w:pStyle w:val="Heading2"/>
-      </w:pPr>
-      <w:bookmarkStart w:id="25" w:name="design-rules"/>
-      <w:r>
-        <w:t xml:space="preserve">2.2 Design rules</w:t>
-      </w:r>
-      <w:bookmarkEnd w:id="25"/>
-    </w:p>
-    <w:p>
-      <w:pPr>
-        <w:pStyle w:val="Compact"/>
-        <w:numPr>
-          <w:numId w:val="1002"/>
-          <w:ilvl w:val="0"/>
-        </w:numPr>
-      </w:pPr>
-      <w:r>
-        <w:rPr>
-          <w:b/>
-        </w:rPr>
-        <w:t xml:space="preserve">The catalogue is the only source of semantics.</w:t>
-      </w:r>
-      <w:r>
-        <w:t xml:space="preserve"> </w:t>
-      </w:r>
-      <w:r>
-        <w:t xml:space="preserve">Paths appear once, in</w:t>
+        <w:t xml:space="preserve">VehicleUi</w:t>
+      </w:r>
+      <w:r>
+        <w:t xml:space="preserve"> </w:t>
+      </w:r>
+      <w:r>
+        <w:t xml:space="preserve">(an immutable data</w:t>
+      </w:r>
+      <w:r>
+        <w:t xml:space="preserve"> </w:t>
+      </w:r>
+      <w:r>
+        <w:t xml:space="preserve">class replacing the notifier; each update produces a new copy), and</w:t>
       </w:r>
       <w:r>
         <w:t xml:space="preserve"> </w:t>
@@ -1184,119 +1461,37 @@
         <w:rPr>
           <w:rStyle w:val="VerbatimChar"/>
         </w:rPr>
-        <w:t xml:space="preserve">VssService</w:t>
-      </w:r>
-      <w:r>
-        <w:t xml:space="preserve">; units and ranges come from the broker at run time.</w:t>
-      </w:r>
-    </w:p>
-    <w:p>
-      <w:pPr>
-        <w:pStyle w:val="Compact"/>
-        <w:numPr>
-          <w:numId w:val="1002"/>
-          <w:ilvl w:val="0"/>
-        </w:numPr>
-      </w:pPr>
-      <w:r>
-        <w:rPr>
-          <w:b/>
-        </w:rPr>
-        <w:t xml:space="preserve">Freshness is judged by arrival, not by the broker’s timestamp.</w:t>
-      </w:r>
-      <w:r>
-        <w:t xml:space="preserve"> </w:t>
-      </w:r>
-      <w:r>
-        <w:t xml:space="preserve">That</w:t>
-      </w:r>
-      <w:r>
-        <w:t xml:space="preserve"> </w:t>
-      </w:r>
-      <w:r>
-        <w:t xml:space="preserve">needs no clock agreement between hosts, and it catches a lost broker or</w:t>
-      </w:r>
-      <w:r>
-        <w:t xml:space="preserve"> </w:t>
-      </w:r>
-      <w:r>
-        <w:t xml:space="preserve">link as well as a stalled provider. Providers therefore republish safety</w:t>
-      </w:r>
-      <w:r>
-        <w:t xml:space="preserve"> </w:t>
-      </w:r>
-      <w:r>
-        <w:t xml:space="preserve">signals every tick even when unchanged.</w:t>
-      </w:r>
-    </w:p>
-    <w:p>
-      <w:pPr>
-        <w:pStyle w:val="Compact"/>
-        <w:numPr>
-          <w:numId w:val="1002"/>
-          <w:ilvl w:val="0"/>
-        </w:numPr>
-      </w:pPr>
-      <w:r>
-        <w:rPr>
-          <w:b/>
-        </w:rPr>
-        <w:t xml:space="preserve">Degraded forms are fixed in</w:t>
-      </w:r>
-      <w:r>
-        <w:rPr>
-          <w:b/>
-        </w:rPr>
+        <w:t xml:space="preserve">PulseScreen.kt</w:t>
+      </w:r>
+      <w:r>
+        <w:t xml:space="preserve">. Freshness is evaluated against a</w:t>
+      </w:r>
+      <w:r>
         <w:t xml:space="preserve"> </w:t>
       </w:r>
       <w:r>
         <w:rPr>
           <w:rStyle w:val="VerbatimChar"/>
-          <w:b/>
-        </w:rPr>
-        <w:t xml:space="preserve">VehicleState</w:t>
-      </w:r>
-      <w:r>
-        <w:t xml:space="preserve">, one place, from</w:t>
-      </w:r>
-      <w:r>
-        <w:t xml:space="preserve"> </w:t>
-      </w:r>
-      <w:r>
-        <w:t xml:space="preserve">PULSE-SAF-001 section 3. A stale monitor is never shown as</w:t>
-      </w:r>
-      <w:r>
-        <w:t xml:space="preserve"> </w:t>
-      </w:r>
-      <w:r>
-        <w:t xml:space="preserve">“</w:t>
-      </w:r>
-      <w:r>
-        <w:t xml:space="preserve">no alert</w:t>
-      </w:r>
-      <w:r>
-        <w:t xml:space="preserve">”</w:t>
-      </w:r>
-      <w:r>
-        <w:t xml:space="preserve">.</w:t>
-      </w:r>
-    </w:p>
-    <w:p>
-      <w:pPr>
-        <w:pStyle w:val="Compact"/>
-        <w:numPr>
-          <w:numId w:val="1002"/>
-          <w:ilvl w:val="0"/>
-        </w:numPr>
-      </w:pPr>
-      <w:r>
-        <w:rPr>
-          <w:b/>
-        </w:rPr>
-        <w:t xml:space="preserve">Connection loss marks everything stale at once</w:t>
-      </w:r>
-      <w:r>
-        <w:t xml:space="preserve">, in the same</w:t>
+        </w:rPr>
+        <w:t xml:space="preserve">nowNs</w:t>
+      </w:r>
+      <w:r>
+        <w:t xml:space="preserve"> </w:t>
+      </w:r>
+      <w:r>
+        <w:t xml:space="preserve">the activity</w:t>
+      </w:r>
+      <w:r>
+        <w:t xml:space="preserve"> </w:t>
+      </w:r>
+      <w:r>
+        <w:t xml:space="preserve">refreshes every 100 ms. Credentials come from the app’s external files</w:t>
+      </w:r>
+      <w:r>
+        <w:t xml:space="preserve"> </w:t>
+      </w:r>
+      <w:r>
+        <w:t xml:space="preserve">directory, pushed by</w:t>
       </w:r>
       <w:r>
         <w:t xml:space="preserve"> </w:t>
@@ -1305,198 +1500,6 @@
         <w:rPr>
           <w:rStyle w:val="VerbatimChar"/>
         </w:rPr>
-        <w:t xml:space="preserve">finally</w:t>
-      </w:r>
-      <w:r>
-        <w:t xml:space="preserve"> </w:t>
-      </w:r>
-      <w:r>
-        <w:t xml:space="preserve">that closes the channel.</w:t>
-      </w:r>
-    </w:p>
-    <w:p>
-      <w:pPr>
-        <w:pStyle w:val="Compact"/>
-        <w:numPr>
-          <w:numId w:val="1002"/>
-          <w:ilvl w:val="0"/>
-        </w:numPr>
-      </w:pPr>
-      <w:r>
-        <w:rPr>
-          <w:b/>
-        </w:rPr>
-        <w:t xml:space="preserve">Credentials are found, never embedded.</w:t>
-      </w:r>
-      <w:r>
-        <w:t xml:space="preserve"> </w:t>
-      </w:r>
-      <w:r>
-        <w:t xml:space="preserve">The service locates</w:t>
-      </w:r>
-      <w:r>
-        <w:t xml:space="preserve"> </w:t>
-      </w:r>
-      <w:r>
-        <w:rPr>
-          <w:rStyle w:val="VerbatimChar"/>
-        </w:rPr>
-        <w:t xml:space="preserve">.run/pki</w:t>
-      </w:r>
-      <w:r>
-        <w:t xml:space="preserve"> </w:t>
-      </w:r>
-      <w:r>
-        <w:t xml:space="preserve">by walking up from the working directory and from the executable, so</w:t>
-      </w:r>
-      <w:r>
-        <w:t xml:space="preserve"> </w:t>
-      </w:r>
-      <w:r>
-        <w:rPr>
-          <w:rStyle w:val="VerbatimChar"/>
-        </w:rPr>
-        <w:t xml:space="preserve">run.sh</w:t>
-      </w:r>
-      <w:r>
-        <w:t xml:space="preserve"> </w:t>
-      </w:r>
-      <w:r>
-        <w:t xml:space="preserve">and a bare bundle both find it, and refuses to connect without</w:t>
-      </w:r>
-      <w:r>
-        <w:t xml:space="preserve"> </w:t>
-      </w:r>
-      <w:r>
-        <w:t xml:space="preserve">it unless</w:t>
-      </w:r>
-      <w:r>
-        <w:t xml:space="preserve"> </w:t>
-      </w:r>
-      <w:r>
-        <w:rPr>
-          <w:rStyle w:val="VerbatimChar"/>
-        </w:rPr>
-        <w:t xml:space="preserve">PULSE_INSECURE=1</w:t>
-      </w:r>
-      <w:r>
-        <w:t xml:space="preserve"> </w:t>
-      </w:r>
-      <w:r>
-        <w:t xml:space="preserve">says the broker was started that way.</w:t>
-      </w:r>
-    </w:p>
-    <w:p>
-      <w:pPr>
-        <w:pStyle w:val="Heading2"/>
-      </w:pPr>
-      <w:bookmarkStart w:id="26" w:name="where-the-compose-cluster-differs"/>
-      <w:r>
-        <w:t xml:space="preserve">2.3 Where the Compose cluster differs</w:t>
-      </w:r>
-      <w:bookmarkEnd w:id="26"/>
-    </w:p>
-    <w:p>
-      <w:pPr>
-        <w:pStyle w:val="FirstParagraph"/>
-      </w:pPr>
-      <w:r>
-        <w:rPr>
-          <w:rStyle w:val="VerbatimChar"/>
-        </w:rPr>
-        <w:t xml:space="preserve">pulse-cluster-android/app/src/main/java/com/pulse/cluster/</w:t>
-      </w:r>
-      <w:r>
-        <w:t xml:space="preserve">. Same three</w:t>
-      </w:r>
-      <w:r>
-        <w:t xml:space="preserve"> </w:t>
-      </w:r>
-      <w:r>
-        <w:t xml:space="preserve">layers:</w:t>
-      </w:r>
-      <w:r>
-        <w:t xml:space="preserve"> </w:t>
-      </w:r>
-      <w:r>
-        <w:rPr>
-          <w:rStyle w:val="VerbatimChar"/>
-        </w:rPr>
-        <w:t xml:space="preserve">VssClient.kt</w:t>
-      </w:r>
-      <w:r>
-        <w:t xml:space="preserve"> </w:t>
-      </w:r>
-      <w:r>
-        <w:t xml:space="preserve">(transport and limits),</w:t>
-      </w:r>
-      <w:r>
-        <w:t xml:space="preserve"> </w:t>
-      </w:r>
-      <w:r>
-        <w:rPr>
-          <w:rStyle w:val="VerbatimChar"/>
-        </w:rPr>
-        <w:t xml:space="preserve">VehicleUi</w:t>
-      </w:r>
-      <w:r>
-        <w:t xml:space="preserve"> </w:t>
-      </w:r>
-      <w:r>
-        <w:t xml:space="preserve">(an immutable data</w:t>
-      </w:r>
-      <w:r>
-        <w:t xml:space="preserve"> </w:t>
-      </w:r>
-      <w:r>
-        <w:t xml:space="preserve">class replacing the notifier; each update produces a new copy), and</w:t>
-      </w:r>
-      <w:r>
-        <w:t xml:space="preserve"> </w:t>
-      </w:r>
-      <w:r>
-        <w:rPr>
-          <w:rStyle w:val="VerbatimChar"/>
-        </w:rPr>
-        <w:t xml:space="preserve">PulseScreen.kt</w:t>
-      </w:r>
-      <w:r>
-        <w:t xml:space="preserve">. Freshness is evaluated against a</w:t>
-      </w:r>
-      <w:r>
-        <w:t xml:space="preserve"> </w:t>
-      </w:r>
-      <w:r>
-        <w:rPr>
-          <w:rStyle w:val="VerbatimChar"/>
-        </w:rPr>
-        <w:t xml:space="preserve">nowNs</w:t>
-      </w:r>
-      <w:r>
-        <w:t xml:space="preserve"> </w:t>
-      </w:r>
-      <w:r>
-        <w:t xml:space="preserve">the activity</w:t>
-      </w:r>
-      <w:r>
-        <w:t xml:space="preserve"> </w:t>
-      </w:r>
-      <w:r>
-        <w:t xml:space="preserve">refreshes every 100 ms. Credentials come from the app’s external files</w:t>
-      </w:r>
-      <w:r>
-        <w:t xml:space="preserve"> </w:t>
-      </w:r>
-      <w:r>
-        <w:t xml:space="preserve">directory, pushed by</w:t>
-      </w:r>
-      <w:r>
-        <w:t xml:space="preserve"> </w:t>
-      </w:r>
-      <w:r>
-        <w:rPr>
-          <w:rStyle w:val="VerbatimChar"/>
-        </w:rPr>
         <w:t xml:space="preserve">scripts/android-push-pki.sh</w:t>
       </w:r>
       <w:r>
@@ -1515,15 +1518,16 @@
         <w:t xml:space="preserve">overlays, which is the divergence recorded against FR-13.</w:t>
       </w:r>
     </w:p>
+    <w:bookmarkEnd w:id="25"/>
+    <w:bookmarkEnd w:id="26"/>
+    <w:bookmarkStart w:id="30" w:name="the-providers"/>
     <w:p>
       <w:pPr>
         <w:pStyle w:val="Heading1"/>
       </w:pPr>
-      <w:bookmarkStart w:id="27" w:name="the-providers"/>
       <w:r>
         <w:t xml:space="preserve">3. The providers</w:t>
       </w:r>
-      <w:bookmarkEnd w:id="27"/>
     </w:p>
     <w:p>
       <w:pPr>
@@ -1548,8 +1552,9 @@
     <w:tbl>
       <w:tblPr>
         <w:tblStyle w:val="Table"/>
-        <w:tblW w:type="pct" w:w="5000.0"/>
-        <w:tblLook w:firstRow="1"/>
+        <w:tblW w:type="pct" w:w="5000"/>
+        <w:tblLook w:firstRow="1" w:lastRow="0" w:firstColumn="0" w:lastColumn="0" w:noHBand="0" w:noVBand="0" w:val="0020"/>
+        <w:jc w:val="start"/>
       </w:tblPr>
       <w:tblGrid>
         <w:gridCol w:w="1160"/>
@@ -1559,15 +1564,10 @@
       </w:tblGrid>
       <w:tr>
         <w:trPr>
-          <w:cnfStyle w:firstRow="1"/>
+          <w:tblHeader w:val="true"/>
         </w:trPr>
         <w:tc>
-          <w:tcPr>
-            <w:tcBorders>
-              <w:bottom w:val="single"/>
-            </w:tcBorders>
-            <w:vAlign w:val="bottom"/>
-          </w:tcPr>
+          <w:tcPr/>
           <w:p>
             <w:pPr>
               <w:pStyle w:val="Compact"/>
@@ -1579,12 +1579,7 @@
           </w:p>
         </w:tc>
         <w:tc>
-          <w:tcPr>
-            <w:tcBorders>
-              <w:bottom w:val="single"/>
-            </w:tcBorders>
-            <w:vAlign w:val="bottom"/>
-          </w:tcPr>
+          <w:tcPr/>
           <w:p>
             <w:pPr>
               <w:pStyle w:val="Compact"/>
@@ -1596,12 +1591,7 @@
           </w:p>
         </w:tc>
         <w:tc>
-          <w:tcPr>
-            <w:tcBorders>
-              <w:bottom w:val="single"/>
-            </w:tcBorders>
-            <w:vAlign w:val="bottom"/>
-          </w:tcPr>
+          <w:tcPr/>
           <w:p>
             <w:pPr>
               <w:pStyle w:val="Compact"/>
@@ -1613,12 +1603,7 @@
           </w:p>
         </w:tc>
         <w:tc>
-          <w:tcPr>
-            <w:tcBorders>
-              <w:bottom w:val="single"/>
-            </w:tcBorders>
-            <w:vAlign w:val="bottom"/>
-          </w:tcPr>
+          <w:tcPr/>
           <w:p>
             <w:pPr>
               <w:pStyle w:val="Compact"/>
@@ -1632,6 +1617,7 @@
       </w:tr>
       <w:tr>
         <w:tc>
+          <w:tcPr/>
           <w:p>
             <w:pPr>
               <w:pStyle w:val="Compact"/>
@@ -1643,6 +1629,7 @@
           </w:p>
         </w:tc>
         <w:tc>
+          <w:tcPr/>
           <w:p>
             <w:pPr>
               <w:pStyle w:val="Compact"/>
@@ -1657,6 +1644,7 @@
           </w:p>
         </w:tc>
         <w:tc>
+          <w:tcPr/>
           <w:p>
             <w:pPr>
               <w:pStyle w:val="Compact"/>
@@ -1668,6 +1656,7 @@
           </w:p>
         </w:tc>
         <w:tc>
+          <w:tcPr/>
           <w:p>
             <w:pPr>
               <w:pStyle w:val="Compact"/>
@@ -1681,6 +1670,7 @@
       </w:tr>
       <w:tr>
         <w:tc>
+          <w:tcPr/>
           <w:p>
             <w:pPr>
               <w:pStyle w:val="Compact"/>
@@ -1692,6 +1682,7 @@
           </w:p>
         </w:tc>
         <w:tc>
+          <w:tcPr/>
           <w:p>
             <w:pPr>
               <w:pStyle w:val="Compact"/>
@@ -1706,6 +1697,7 @@
           </w:p>
         </w:tc>
         <w:tc>
+          <w:tcPr/>
           <w:p>
             <w:pPr>
               <w:pStyle w:val="Compact"/>
@@ -1717,6 +1709,7 @@
           </w:p>
         </w:tc>
         <w:tc>
+          <w:tcPr/>
           <w:p>
             <w:pPr>
               <w:pStyle w:val="Compact"/>
@@ -1730,6 +1723,7 @@
       </w:tr>
       <w:tr>
         <w:tc>
+          <w:tcPr/>
           <w:p>
             <w:pPr>
               <w:pStyle w:val="Compact"/>
@@ -1741,6 +1735,7 @@
           </w:p>
         </w:tc>
         <w:tc>
+          <w:tcPr/>
           <w:p>
             <w:pPr>
               <w:pStyle w:val="Compact"/>
@@ -1755,6 +1750,7 @@
           </w:p>
         </w:tc>
         <w:tc>
+          <w:tcPr/>
           <w:p>
             <w:pPr>
               <w:pStyle w:val="Compact"/>
@@ -1766,6 +1762,7 @@
           </w:p>
         </w:tc>
         <w:tc>
+          <w:tcPr/>
           <w:p>
             <w:pPr>
               <w:pStyle w:val="Compact"/>
@@ -1779,6 +1776,7 @@
       </w:tr>
       <w:tr>
         <w:tc>
+          <w:tcPr/>
           <w:p>
             <w:pPr>
               <w:pStyle w:val="Compact"/>
@@ -1790,6 +1788,7 @@
           </w:p>
         </w:tc>
         <w:tc>
+          <w:tcPr/>
           <w:p>
             <w:pPr>
               <w:pStyle w:val="Compact"/>
@@ -1804,6 +1803,7 @@
           </w:p>
         </w:tc>
         <w:tc>
+          <w:tcPr/>
           <w:p>
             <w:pPr>
               <w:pStyle w:val="Compact"/>
@@ -1815,6 +1815,7 @@
           </w:p>
         </w:tc>
         <w:tc>
+          <w:tcPr/>
           <w:p>
             <w:pPr>
               <w:pStyle w:val="Compact"/>
@@ -1827,11 +1828,11 @@
         </w:tc>
       </w:tr>
     </w:tbl>
+    <w:bookmarkStart w:id="27" w:name="shared-module-broker.py"/>
     <w:p>
       <w:pPr>
         <w:pStyle w:val="Heading2"/>
       </w:pPr>
-      <w:bookmarkStart w:id="28" w:name="shared-module-broker.py"/>
       <w:r>
         <w:t xml:space="preserve">3.1 Shared module:</w:t>
       </w:r>
@@ -1844,7 +1845,6 @@
         </w:rPr>
         <w:t xml:space="preserve">broker.py</w:t>
       </w:r>
-      <w:bookmarkEnd w:id="28"/>
     </w:p>
     <w:p>
       <w:pPr>
@@ -1926,29 +1926,155 @@
         <w:t xml:space="preserve">only read (CS-4).</w:t>
       </w:r>
     </w:p>
+    <w:bookmarkEnd w:id="27"/>
+    <w:bookmarkStart w:id="28" w:name="publishing-rules"/>
     <w:p>
       <w:pPr>
         <w:pStyle w:val="Heading2"/>
       </w:pPr>
-      <w:bookmarkStart w:id="29" w:name="publishing-rules"/>
       <w:r>
         <w:t xml:space="preserve">3.2 Publishing rules</w:t>
       </w:r>
-      <w:bookmarkEnd w:id="29"/>
-    </w:p>
-    <w:p>
-      <w:pPr>
+    </w:p>
+    <w:p>
+      <w:pPr>
+        <w:numPr>
+          <w:ilvl w:val="0"/>
+          <w:numId w:val="1003"/>
+        </w:numPr>
         <w:pStyle w:val="Compact"/>
+      </w:pPr>
+      <w:r>
+        <w:rPr>
+          <w:bCs/>
+          <w:b/>
+        </w:rPr>
+        <w:t xml:space="preserve">Changed values only, except safety signals.</w:t>
+      </w:r>
+      <w:r>
+        <w:t xml:space="preserve"> </w:t>
+      </w:r>
+      <w:r>
+        <w:rPr>
+          <w:rStyle w:val="VerbatimChar"/>
+        </w:rPr>
+        <w:t xml:space="preserve">send_if_changed</w:t>
+      </w:r>
+      <w:r>
+        <w:t xml:space="preserve"> </w:t>
+      </w:r>
+      <w:r>
+        <w:t xml:space="preserve">skips a</w:t>
+      </w:r>
+      <w:r>
+        <w:t xml:space="preserve"> </w:t>
+      </w:r>
+      <w:r>
+        <w:t xml:space="preserve">value equal to the last one sent, to keep the bus quiet. The signals in</w:t>
+      </w:r>
+      <w:r>
+        <w:t xml:space="preserve"> </w:t>
+      </w:r>
+      <w:r>
+        <w:t xml:space="preserve">PULSE-SAF-001 section 3 are excepted through a</w:t>
+      </w:r>
+      <w:r>
+        <w:t xml:space="preserve"> </w:t>
+      </w:r>
+      <w:r>
+        <w:rPr>
+          <w:rStyle w:val="VerbatimChar"/>
+        </w:rPr>
+        <w:t xml:space="preserve">KEEPALIVE</w:t>
+      </w:r>
+      <w:r>
+        <w:t xml:space="preserve"> </w:t>
+      </w:r>
+      <w:r>
+        <w:t xml:space="preserve">set and go</w:t>
+      </w:r>
+      <w:r>
+        <w:t xml:space="preserve"> </w:t>
+      </w:r>
+      <w:r>
+        <w:t xml:space="preserve">every tick, because the HMIs judge freshness by arrival and a steady speed</w:t>
+      </w:r>
+      <w:r>
+        <w:t xml:space="preserve"> </w:t>
+      </w:r>
+      <w:r>
+        <w:t xml:space="preserve">must still arrive.</w:t>
+      </w:r>
+    </w:p>
+    <w:p>
+      <w:pPr>
         <w:numPr>
+          <w:ilvl w:val="0"/>
           <w:numId w:val="1003"/>
+        </w:numPr>
+        <w:pStyle w:val="Compact"/>
+      </w:pPr>
+      <w:r>
+        <w:rPr>
+          <w:bCs/>
+          <w:b/>
+        </w:rPr>
+        <w:t xml:space="preserve">Catalogue units, always.</w:t>
+      </w:r>
+      <w:r>
+        <w:t xml:space="preserve"> </w:t>
+      </w:r>
+      <w:r>
+        <w:t xml:space="preserve">The simulator integrates the odometer in</w:t>
+      </w:r>
+      <w:r>
+        <w:t xml:space="preserve"> </w:t>
+      </w:r>
+      <w:r>
+        <w:t xml:space="preserve">kilometres for convenience and converts to metres at the publish call,</w:t>
+      </w:r>
+      <w:r>
+        <w:t xml:space="preserve"> </w:t>
+      </w:r>
+      <w:r>
+        <w:t xml:space="preserve">because that is the catalogue’s unit. The</w:t>
+      </w:r>
+      <w:r>
+        <w:t xml:space="preserve"> </w:t>
+      </w:r>
+      <w:r>
+        <w:rPr>
+          <w:rStyle w:val="VerbatimChar"/>
+        </w:rPr>
+        <w:t xml:space="preserve">unit-sanity</w:t>
+      </w:r>
+      <w:r>
+        <w:t xml:space="preserve"> </w:t>
+      </w:r>
+      <w:r>
+        <w:t xml:space="preserve">regression check</w:t>
+      </w:r>
+      <w:r>
+        <w:t xml:space="preserve"> </w:t>
+      </w:r>
+      <w:r>
+        <w:t xml:space="preserve">exists because this was once wrong and nothing else could see it.</w:t>
+      </w:r>
+    </w:p>
+    <w:p>
+      <w:pPr>
+        <w:numPr>
           <w:ilvl w:val="0"/>
+          <w:numId w:val="1003"/>
         </w:numPr>
-      </w:pPr>
-      <w:r>
-        <w:rPr>
+        <w:pStyle w:val="Compact"/>
+      </w:pPr>
+      <w:r>
+        <w:rPr>
+          <w:bCs/>
           <w:b/>
         </w:rPr>
-        <w:t xml:space="preserve">Changed values only, except safety signals.</w:t>
+        <w:t xml:space="preserve">The safety loop is in the simulator, not the monitor.</w:t>
       </w:r>
       <w:r>
         <w:t xml:space="preserve"> </w:t>
@@ -1957,25 +2083,19 @@
         <w:rPr>
           <w:rStyle w:val="VerbatimChar"/>
         </w:rPr>
-        <w:t xml:space="preserve">send_if_changed</w:t>
-      </w:r>
-      <w:r>
-        <w:t xml:space="preserve"> </w:t>
-      </w:r>
-      <w:r>
-        <w:t xml:space="preserve">skips a</w:t>
-      </w:r>
-      <w:r>
-        <w:t xml:space="preserve"> </w:t>
-      </w:r>
-      <w:r>
-        <w:t xml:space="preserve">value equal to the last one sent, to keep the bus quiet. The signals in</w:t>
-      </w:r>
-      <w:r>
-        <w:t xml:space="preserve"> </w:t>
-      </w:r>
-      <w:r>
-        <w:t xml:space="preserve">PULSE-SAF-001 section 3 are excepted through a</w:t>
+        <w:t xml:space="preserve">dms.py</w:t>
+      </w:r>
+      <w:r>
+        <w:t xml:space="preserve"> </w:t>
+      </w:r>
+      <w:r>
+        <w:t xml:space="preserve">only</w:t>
+      </w:r>
+      <w:r>
+        <w:t xml:space="preserve"> </w:t>
+      </w:r>
+      <w:r>
+        <w:t xml:space="preserve">reports the driver’s state.</w:t>
       </w:r>
       <w:r>
         <w:t xml:space="preserve"> </w:t>
@@ -1984,240 +2104,124 @@
         <w:rPr>
           <w:rStyle w:val="VerbatimChar"/>
         </w:rPr>
-        <w:t xml:space="preserve">KEEPALIVE</w:t>
-      </w:r>
-      <w:r>
-        <w:t xml:space="preserve"> </w:t>
-      </w:r>
-      <w:r>
-        <w:t xml:space="preserve">set and go</w:t>
-      </w:r>
-      <w:r>
-        <w:t xml:space="preserve"> </w:t>
-      </w:r>
-      <w:r>
-        <w:t xml:space="preserve">every tick, because the HMIs judge freshness by arrival and a steady speed</w:t>
-      </w:r>
-      <w:r>
-        <w:t xml:space="preserve"> </w:t>
-      </w:r>
-      <w:r>
-        <w:t xml:space="preserve">must still arrive.</w:t>
-      </w:r>
-    </w:p>
-    <w:p>
-      <w:pPr>
-        <w:pStyle w:val="Compact"/>
-        <w:numPr>
-          <w:numId w:val="1003"/>
-          <w:ilvl w:val="0"/>
-        </w:numPr>
-      </w:pPr>
-      <w:r>
-        <w:rPr>
-          <w:b/>
-        </w:rPr>
-        <w:t xml:space="preserve">Catalogue units, always.</w:t>
-      </w:r>
-      <w:r>
-        <w:t xml:space="preserve"> </w:t>
-      </w:r>
-      <w:r>
-        <w:t xml:space="preserve">The simulator integrates the odometer in</w:t>
-      </w:r>
-      <w:r>
-        <w:t xml:space="preserve"> </w:t>
-      </w:r>
-      <w:r>
-        <w:t xml:space="preserve">kilometres for convenience and converts to metres at the publish call,</w:t>
-      </w:r>
-      <w:r>
-        <w:t xml:space="preserve"> </w:t>
-      </w:r>
-      <w:r>
-        <w:t xml:space="preserve">because that is the catalogue’s unit. The</w:t>
-      </w:r>
-      <w:r>
-        <w:t xml:space="preserve"> </w:t>
-      </w:r>
+        <w:t xml:space="preserve">telemetry_sim.py</w:t>
+      </w:r>
+      <w:r>
+        <w:t xml:space="preserve"> </w:t>
+      </w:r>
+      <w:r>
+        <w:t xml:space="preserve">subscribes to that state and</w:t>
+      </w:r>
+      <w:r>
+        <w:t xml:space="preserve"> </w:t>
+      </w:r>
+      <w:r>
+        <w:t xml:space="preserve">runs the minimum-risk manoeuvre (PULSE-SAF-001 SM-3) as a vehicle would.</w:t>
+      </w:r>
+      <w:r>
+        <w:t xml:space="preserve"> </w:t>
+      </w:r>
+      <w:r>
+        <w:t xml:space="preserve">The monitor cannot brake the car; it can only be believed or not.</w:t>
+      </w:r>
+    </w:p>
+    <w:bookmarkEnd w:id="28"/>
+    <w:bookmarkStart w:id="29" w:name="the-driver-monitor"/>
+    <w:p>
+      <w:pPr>
+        <w:pStyle w:val="Heading2"/>
+      </w:pPr>
+      <w:r>
+        <w:t xml:space="preserve">3.3 The driver monitor</w:t>
+      </w:r>
+    </w:p>
+    <w:p>
+      <w:pPr>
+        <w:pStyle w:val="FirstParagraph"/>
+      </w:pPr>
       <w:r>
         <w:rPr>
           <w:rStyle w:val="VerbatimChar"/>
         </w:rPr>
-        <w:t xml:space="preserve">unit-sanity</w:t>
-      </w:r>
-      <w:r>
-        <w:t xml:space="preserve"> </w:t>
-      </w:r>
-      <w:r>
-        <w:t xml:space="preserve">regression check</w:t>
-      </w:r>
-      <w:r>
-        <w:t xml:space="preserve"> </w:t>
-      </w:r>
-      <w:r>
-        <w:t xml:space="preserve">exists because this was once wrong and nothing else could see it.</w:t>
-      </w:r>
-    </w:p>
-    <w:p>
-      <w:pPr>
-        <w:pStyle w:val="Compact"/>
-        <w:numPr>
-          <w:numId w:val="1003"/>
-          <w:ilvl w:val="0"/>
-        </w:numPr>
-      </w:pPr>
-      <w:r>
-        <w:rPr>
-          <w:b/>
-        </w:rPr>
-        <w:t xml:space="preserve">The safety loop is in the simulator, not the monitor.</w:t>
-      </w:r>
-      <w:r>
-        <w:t xml:space="preserve"> </w:t>
-      </w:r>
-      <w:r>
-        <w:rPr>
-          <w:rStyle w:val="VerbatimChar"/>
-        </w:rPr>
         <w:t xml:space="preserve">dms.py</w:t>
       </w:r>
       <w:r>
         <w:t xml:space="preserve"> </w:t>
       </w:r>
       <w:r>
-        <w:t xml:space="preserve">only</w:t>
-      </w:r>
-      <w:r>
-        <w:t xml:space="preserve"> </w:t>
-      </w:r>
-      <w:r>
-        <w:t xml:space="preserve">reports the driver’s state.</w:t>
-      </w:r>
-      <w:r>
-        <w:t xml:space="preserve"> </w:t>
-      </w:r>
-      <w:r>
-        <w:rPr>
-          <w:rStyle w:val="VerbatimChar"/>
-        </w:rPr>
-        <w:t xml:space="preserve">telemetry_sim.py</w:t>
-      </w:r>
-      <w:r>
-        <w:t xml:space="preserve"> </w:t>
-      </w:r>
-      <w:r>
-        <w:t xml:space="preserve">subscribes to that state and</w:t>
-      </w:r>
-      <w:r>
-        <w:t xml:space="preserve"> </w:t>
-      </w:r>
-      <w:r>
-        <w:t xml:space="preserve">runs the minimum-risk manoeuvre (PULSE-SAF-001 SM-3) as a vehicle would.</w:t>
-      </w:r>
-      <w:r>
-        <w:t xml:space="preserve"> </w:t>
-      </w:r>
-      <w:r>
-        <w:t xml:space="preserve">The monitor cannot brake the car; it can only be believed or not.</w:t>
-      </w:r>
-    </w:p>
-    <w:p>
-      <w:pPr>
-        <w:pStyle w:val="Heading2"/>
-      </w:pPr>
-      <w:bookmarkStart w:id="30" w:name="the-driver-monitor"/>
-      <w:r>
-        <w:t xml:space="preserve">3.3 The driver monitor</w:t>
-      </w:r>
-      <w:bookmarkEnd w:id="30"/>
+        <w:t xml:space="preserve">is a pipeline: camera frame, face landmarks (MediaPipe on the CPU,</w:t>
+      </w:r>
+      <w:r>
+        <w:t xml:space="preserve"> </w:t>
+      </w:r>
+      <w:r>
+        <w:t xml:space="preserve">no accelerator), behaviour metrics (eye closure over time, yawns, head</w:t>
+      </w:r>
+      <w:r>
+        <w:t xml:space="preserve"> </w:t>
+      </w:r>
+      <w:r>
+        <w:t xml:space="preserve">pose), a small state machine with hold and clear times (FR-19), one publish.</w:t>
+      </w:r>
+      <w:r>
+        <w:t xml:space="preserve"> </w:t>
+      </w:r>
+      <w:r>
+        <w:t xml:space="preserve">No frame is written or sent anywhere; the privacy trace in the regression</w:t>
+      </w:r>
+      <w:r>
+        <w:t xml:space="preserve"> </w:t>
+      </w:r>
+      <w:r>
+        <w:t xml:space="preserve">suite asserts that (CS-6). It needs AVX instructions, which some virtual</w:t>
+      </w:r>
+      <w:r>
+        <w:t xml:space="preserve"> </w:t>
+      </w:r>
+      <w:r>
+        <w:t xml:space="preserve">machines do not expose; on such a host it cannot start, and the cluster</w:t>
+      </w:r>
+      <w:r>
+        <w:t xml:space="preserve"> </w:t>
+      </w:r>
+      <w:r>
+        <w:t xml:space="preserve">shows</w:t>
+      </w:r>
+      <w:r>
+        <w:t xml:space="preserve"> </w:t>
+      </w:r>
+      <w:r>
+        <w:t xml:space="preserve">“</w:t>
+      </w:r>
+      <w:r>
+        <w:t xml:space="preserve">monitoring unavailable</w:t>
+      </w:r>
+      <w:r>
+        <w:t xml:space="preserve">”</w:t>
+      </w:r>
+      <w:r>
+        <w:t xml:space="preserve"> </w:t>
+      </w:r>
+      <w:r>
+        <w:t xml:space="preserve">rather than a plausible blank.</w:t>
+      </w:r>
+    </w:p>
+    <w:bookmarkEnd w:id="29"/>
+    <w:bookmarkEnd w:id="30"/>
+    <w:bookmarkStart w:id="31" w:name="what-this-document-does-not-cover"/>
+    <w:p>
+      <w:pPr>
+        <w:pStyle w:val="Heading1"/>
+      </w:pPr>
+      <w:r>
+        <w:t xml:space="preserve">4. What this document does not cover</w:t>
+      </w:r>
     </w:p>
     <w:p>
       <w:pPr>
         <w:pStyle w:val="FirstParagraph"/>
       </w:pPr>
       <w:r>
-        <w:rPr>
-          <w:rStyle w:val="VerbatimChar"/>
-        </w:rPr>
-        <w:t xml:space="preserve">dms.py</w:t>
-      </w:r>
-      <w:r>
-        <w:t xml:space="preserve"> </w:t>
-      </w:r>
-      <w:r>
-        <w:t xml:space="preserve">is a pipeline: camera frame, face landmarks (MediaPipe on the CPU,</w:t>
-      </w:r>
-      <w:r>
-        <w:t xml:space="preserve"> </w:t>
-      </w:r>
-      <w:r>
-        <w:t xml:space="preserve">no accelerator), behaviour metrics (eye closure over time, yawns, head</w:t>
-      </w:r>
-      <w:r>
-        <w:t xml:space="preserve"> </w:t>
-      </w:r>
-      <w:r>
-        <w:t xml:space="preserve">pose), a small state machine with hold and clear times (FR-19), one publish.</w:t>
-      </w:r>
-      <w:r>
-        <w:t xml:space="preserve"> </w:t>
-      </w:r>
-      <w:r>
-        <w:t xml:space="preserve">No frame is written or sent anywhere; the privacy trace in the regression</w:t>
-      </w:r>
-      <w:r>
-        <w:t xml:space="preserve"> </w:t>
-      </w:r>
-      <w:r>
-        <w:t xml:space="preserve">suite asserts that (CS-6). It needs AVX instructions, which some virtual</w:t>
-      </w:r>
-      <w:r>
-        <w:t xml:space="preserve"> </w:t>
-      </w:r>
-      <w:r>
-        <w:t xml:space="preserve">machines do not expose; on such a host it cannot start, and the cluster</w:t>
-      </w:r>
-      <w:r>
-        <w:t xml:space="preserve"> </w:t>
-      </w:r>
-      <w:r>
-        <w:t xml:space="preserve">shows</w:t>
-      </w:r>
-      <w:r>
-        <w:t xml:space="preserve"> </w:t>
-      </w:r>
-      <w:r>
-        <w:t xml:space="preserve">“</w:t>
-      </w:r>
-      <w:r>
-        <w:t xml:space="preserve">monitoring unavailable</w:t>
-      </w:r>
-      <w:r>
-        <w:t xml:space="preserve">”</w:t>
-      </w:r>
-      <w:r>
-        <w:t xml:space="preserve"> </w:t>
-      </w:r>
-      <w:r>
-        <w:t xml:space="preserve">rather than a plausible blank.</w:t>
-      </w:r>
-    </w:p>
-    <w:p>
-      <w:pPr>
-        <w:pStyle w:val="Heading1"/>
-      </w:pPr>
-      <w:bookmarkStart w:id="31" w:name="what-this-document-does-not-cover"/>
-      <w:r>
-        <w:t xml:space="preserve">4. What this document does not cover</w:t>
-      </w:r>
-      <w:bookmarkEnd w:id="31"/>
-    </w:p>
-    <w:p>
-      <w:pPr>
-        <w:pStyle w:val="FirstParagraph"/>
-      </w:pPr>
-      <w:r>
         <w:t xml:space="preserve">Build and packaging, which are in README.md and ONBOARDING.md, and the</w:t>
       </w:r>
       <w:r>
@@ -2233,6 +2237,7 @@
         <w:t xml:space="preserve">section 5.</w:t>
       </w:r>
     </w:p>
+    <w:bookmarkEnd w:id="31"/>
     <w:sectPr/>
   </w:body>
 </w:document>
@@ -2264,17 +2269,14 @@
 <file path=word/numbering.xml><?xml version="1.0" encoding="utf-8"?>
 <w:numbering xmlns:w="http://schemas.openxmlformats.org/wordprocessingml/2006/main">
   <w:abstractNum w:abstractNumId="990">
-    <w:nsid w:val="170cd2de"/>
+    <w:nsid w:val="A990"/>
     <w:multiLevelType w:val="multilevel"/>
     <w:lvl w:ilvl="0">
       <w:numFmt w:val="bullet"/>
       <w:lvlText w:val=" "/>
       <w:lvlJc w:val="left"/>
       <w:pPr>
-        <w:tabs>
-          <w:tab w:val="num" w:pos="0"/>
-        </w:tabs>
-        <w:ind w:left="480" w:hanging="480"/>
+        <w:ind w:left="720" w:hanging="480"/>
       </w:pPr>
     </w:lvl>
     <w:lvl w:ilvl="1">
@@ -2282,10 +2284,7 @@
       <w:lvlText w:val=" "/>
       <w:lvlJc w:val="left"/>
       <w:pPr>
-        <w:tabs>
-          <w:tab w:val="num" w:pos="720"/>
-        </w:tabs>
-        <w:ind w:left="1200" w:hanging="480"/>
+        <w:ind w:left="1440" w:hanging="480"/>
       </w:pPr>
     </w:lvl>
     <w:lvl w:ilvl="2">
@@ -2293,10 +2292,7 @@
       <w:lvlText w:val=" "/>
       <w:lvlJc w:val="left"/>
       <w:pPr>
-        <w:tabs>
-          <w:tab w:val="num" w:pos="1440"/>
-        </w:tabs>
-        <w:ind w:left="1920" w:hanging="480"/>
+        <w:ind w:left="2160" w:hanging="480"/>
       </w:pPr>
     </w:lvl>
     <w:lvl w:ilvl="3">
@@ -2304,10 +2300,7 @@
       <w:lvlText w:val=" "/>
       <w:lvlJc w:val="left"/>
       <w:pPr>
-        <w:tabs>
-          <w:tab w:val="num" w:pos="2160"/>
-        </w:tabs>
-        <w:ind w:left="2640" w:hanging="480"/>
+        <w:ind w:left="2880" w:hanging="480"/>
       </w:pPr>
     </w:lvl>
     <w:lvl w:ilvl="4">
@@ -2315,10 +2308,7 @@
       <w:lvlText w:val=" "/>
       <w:lvlJc w:val="left"/>
       <w:pPr>
-        <w:tabs>
-          <w:tab w:val="num" w:pos="2880"/>
-        </w:tabs>
-        <w:ind w:left="3360" w:hanging="480"/>
+        <w:ind w:left="3600" w:hanging="480"/>
       </w:pPr>
     </w:lvl>
     <w:lvl w:ilvl="5">
@@ -2326,10 +2316,7 @@
       <w:lvlText w:val=" "/>
       <w:lvlJc w:val="left"/>
       <w:pPr>
-        <w:tabs>
-          <w:tab w:val="num" w:pos="3600"/>
-        </w:tabs>
-        <w:ind w:left="4080" w:hanging="480"/>
+        <w:ind w:left="4320" w:hanging="480"/>
       </w:pPr>
     </w:lvl>
     <w:lvl w:ilvl="6">
@@ -2337,10 +2324,7 @@
       <w:lvlText w:val=" "/>
       <w:lvlJc w:val="left"/>
       <w:pPr>
-        <w:tabs>
-          <w:tab w:val="num" w:pos="4320"/>
-        </w:tabs>
-        <w:ind w:left="4800" w:hanging="480"/>
+        <w:ind w:left="5040" w:hanging="480"/>
       </w:pPr>
     </w:lvl>
     <w:lvl w:ilvl="7">
@@ -2348,10 +2332,7 @@
       <w:lvlText w:val=" "/>
       <w:lvlJc w:val="left"/>
       <w:pPr>
-        <w:tabs>
-          <w:tab w:val="num" w:pos="5040"/>
-        </w:tabs>
-        <w:ind w:left="5520" w:hanging="480"/>
+        <w:ind w:left="5760" w:hanging="480"/>
       </w:pPr>
     </w:lvl>
     <w:lvl w:ilvl="8">
@@ -2359,118 +2340,12 @@
       <w:lvlText w:val=" "/>
       <w:lvlJc w:val="left"/>
       <w:pPr>
-        <w:tabs>
-          <w:tab w:val="num" w:pos="5760"/>
-        </w:tabs>
-        <w:ind w:left="6240" w:hanging="480"/>
-      </w:pPr>
-    </w:lvl>
-  </w:abstractNum>
-  <w:abstractNum w:abstractNumId="990">
-    <w:nsid w:val="2c1ae401"/>
-    <w:multiLevelType w:val="multilevel"/>
-    <w:lvl w:ilvl="0">
-      <w:numFmt w:val="bullet"/>
-      <w:lvlText w:val=" "/>
-      <w:lvlJc w:val="left"/>
-      <w:pPr>
-        <w:tabs>
-          <w:tab w:val="num" w:pos="0"/>
-        </w:tabs>
-        <w:ind w:left="480" w:hanging="480"/>
-      </w:pPr>
-    </w:lvl>
-    <w:lvl w:ilvl="1">
-      <w:numFmt w:val="bullet"/>
-      <w:lvlText w:val=" "/>
-      <w:lvlJc w:val="left"/>
-      <w:pPr>
-        <w:tabs>
-          <w:tab w:val="num" w:pos="720"/>
-        </w:tabs>
-        <w:ind w:left="1200" w:hanging="480"/>
-      </w:pPr>
-    </w:lvl>
-    <w:lvl w:ilvl="2">
-      <w:numFmt w:val="bullet"/>
-      <w:lvlText w:val=" "/>
-      <w:lvlJc w:val="left"/>
-      <w:pPr>
-        <w:tabs>
-          <w:tab w:val="num" w:pos="1440"/>
-        </w:tabs>
-        <w:ind w:left="1920" w:hanging="480"/>
-      </w:pPr>
-    </w:lvl>
-    <w:lvl w:ilvl="3">
-      <w:numFmt w:val="bullet"/>
-      <w:lvlText w:val=" "/>
-      <w:lvlJc w:val="left"/>
-      <w:pPr>
-        <w:tabs>
-          <w:tab w:val="num" w:pos="2160"/>
-        </w:tabs>
-        <w:ind w:left="2640" w:hanging="480"/>
-      </w:pPr>
-    </w:lvl>
-    <w:lvl w:ilvl="4">
-      <w:numFmt w:val="bullet"/>
-      <w:lvlText w:val=" "/>
-      <w:lvlJc w:val="left"/>
-      <w:pPr>
-        <w:tabs>
-          <w:tab w:val="num" w:pos="2880"/>
-        </w:tabs>
-        <w:ind w:left="3360" w:hanging="480"/>
-      </w:pPr>
-    </w:lvl>
-    <w:lvl w:ilvl="5">
-      <w:numFmt w:val="bullet"/>
-      <w:lvlText w:val=" "/>
-      <w:lvlJc w:val="left"/>
-      <w:pPr>
-        <w:tabs>
-          <w:tab w:val="num" w:pos="3600"/>
-        </w:tabs>
-        <w:ind w:left="4080" w:hanging="480"/>
-      </w:pPr>
-    </w:lvl>
-    <w:lvl w:ilvl="6">
-      <w:numFmt w:val="bullet"/>
-      <w:lvlText w:val=" "/>
-      <w:lvlJc w:val="left"/>
-      <w:pPr>
-        <w:tabs>
-          <w:tab w:val="num" w:pos="4320"/>
-        </w:tabs>
-        <w:ind w:left="4800" w:hanging="480"/>
-      </w:pPr>
-    </w:lvl>
-    <w:lvl w:ilvl="7">
-      <w:numFmt w:val="bullet"/>
-      <w:lvlText w:val=" "/>
-      <w:lvlJc w:val="left"/>
-      <w:pPr>
-        <w:tabs>
-          <w:tab w:val="num" w:pos="5040"/>
-        </w:tabs>
-        <w:ind w:left="5520" w:hanging="480"/>
-      </w:pPr>
-    </w:lvl>
-    <w:lvl w:ilvl="8">
-      <w:numFmt w:val="bullet"/>
-      <w:lvlText w:val=" "/>
-      <w:lvlJc w:val="left"/>
-      <w:pPr>
-        <w:tabs>
-          <w:tab w:val="num" w:pos="5760"/>
-        </w:tabs>
-        <w:ind w:left="6240" w:hanging="480"/>
+        <w:ind w:left="6480" w:hanging="480"/>
       </w:pPr>
     </w:lvl>
   </w:abstractNum>
   <w:abstractNum w:abstractNumId="99411">
-    <w:nsid w:val="ea454b4c"/>
+    <w:nsid w:val="A99411"/>
     <w:multiLevelType w:val="multilevel"/>
     <w:lvl w:ilvl="0">
       <w:start w:val="1"/>
@@ -2478,10 +2353,7 @@
       <w:lvlText w:val="%1."/>
       <w:lvlJc w:val="left"/>
       <w:pPr>
-        <w:tabs>
-          <w:tab w:val="num" w:pos="0"/>
-        </w:tabs>
-        <w:ind w:left="480" w:hanging="480"/>
+        <w:ind w:left="720" w:hanging="480"/>
       </w:pPr>
     </w:lvl>
     <w:lvl w:ilvl="1">
@@ -2490,10 +2362,7 @@
       <w:lvlText w:val="%2."/>
       <w:lvlJc w:val="left"/>
       <w:pPr>
-        <w:tabs>
-          <w:tab w:val="num" w:pos="720"/>
-        </w:tabs>
-        <w:ind w:left="1200" w:hanging="480"/>
+        <w:ind w:left="1440" w:hanging="480"/>
       </w:pPr>
     </w:lvl>
     <w:lvl w:ilvl="2">
@@ -2502,10 +2371,7 @@
       <w:lvlText w:val="%3."/>
       <w:lvlJc w:val="left"/>
       <w:pPr>
-        <w:tabs>
-          <w:tab w:val="num" w:pos="1440"/>
-        </w:tabs>
-        <w:ind w:left="1920" w:hanging="480"/>
+        <w:ind w:left="2160" w:hanging="480"/>
       </w:pPr>
     </w:lvl>
     <w:lvl w:ilvl="3">
@@ -2514,10 +2380,7 @@
       <w:lvlText w:val="%4."/>
       <w:lvlJc w:val="left"/>
       <w:pPr>
-        <w:tabs>
-          <w:tab w:val="num" w:pos="2160"/>
-        </w:tabs>
-        <w:ind w:left="2640" w:hanging="480"/>
+        <w:ind w:left="2880" w:hanging="480"/>
       </w:pPr>
     </w:lvl>
     <w:lvl w:ilvl="4">
@@ -2526,10 +2389,7 @@
       <w:lvlText w:val="%5."/>
       <w:lvlJc w:val="left"/>
       <w:pPr>
-        <w:tabs>
-          <w:tab w:val="num" w:pos="2880"/>
-        </w:tabs>
-        <w:ind w:left="3360" w:hanging="480"/>
+        <w:ind w:left="3600" w:hanging="480"/>
       </w:pPr>
     </w:lvl>
     <w:lvl w:ilvl="5">
@@ -2538,10 +2398,7 @@
       <w:lvlText w:val="%6."/>
       <w:lvlJc w:val="left"/>
       <w:pPr>
-        <w:tabs>
-          <w:tab w:val="num" w:pos="3600"/>
-        </w:tabs>
-        <w:ind w:left="4080" w:hanging="480"/>
+        <w:ind w:left="4320" w:hanging="480"/>
       </w:pPr>
     </w:lvl>
     <w:lvl w:ilvl="6">
@@ -2550,10 +2407,7 @@
       <w:lvlText w:val="%7."/>
       <w:lvlJc w:val="left"/>
       <w:pPr>
-        <w:tabs>
-          <w:tab w:val="num" w:pos="4320"/>
-        </w:tabs>
-        <w:ind w:left="4800" w:hanging="480"/>
+        <w:ind w:left="5040" w:hanging="480"/>
       </w:pPr>
     </w:lvl>
     <w:lvl w:ilvl="7">
@@ -2562,10 +2416,7 @@
       <w:lvlText w:val="%8."/>
       <w:lvlJc w:val="left"/>
       <w:pPr>
-        <w:tabs>
-          <w:tab w:val="num" w:pos="5040"/>
-        </w:tabs>
-        <w:ind w:left="5520" w:hanging="480"/>
+        <w:ind w:left="5760" w:hanging="480"/>
       </w:pPr>
     </w:lvl>
     <w:lvl w:ilvl="8">
@@ -2574,25 +2425,19 @@
       <w:lvlText w:val="%9."/>
       <w:lvlJc w:val="left"/>
       <w:pPr>
-        <w:tabs>
-          <w:tab w:val="num" w:pos="5760"/>
-        </w:tabs>
-        <w:ind w:left="6240" w:hanging="480"/>
+        <w:ind w:left="6480" w:hanging="480"/>
       </w:pPr>
     </w:lvl>
   </w:abstractNum>
   <w:abstractNum w:abstractNumId="991">
-    <w:nsid w:val="71315dca"/>
+    <w:nsid w:val="A991"/>
     <w:multiLevelType w:val="multilevel"/>
     <w:lvl w:ilvl="0">
       <w:numFmt w:val="bullet"/>
       <w:lvlText w:val="•"/>
       <w:lvlJc w:val="left"/>
       <w:pPr>
-        <w:tabs>
-          <w:tab w:val="num" w:pos="0"/>
-        </w:tabs>
-        <w:ind w:left="480" w:hanging="480"/>
+        <w:ind w:left="720" w:hanging="480"/>
       </w:pPr>
     </w:lvl>
     <w:lvl w:ilvl="1">
@@ -2600,10 +2445,7 @@
       <w:lvlText w:val="–"/>
       <w:lvlJc w:val="left"/>
       <w:pPr>
-        <w:tabs>
-          <w:tab w:val="num" w:pos="720"/>
-        </w:tabs>
-        <w:ind w:left="1200" w:hanging="480"/>
+        <w:ind w:left="1440" w:hanging="480"/>
       </w:pPr>
     </w:lvl>
     <w:lvl w:ilvl="2">
@@ -2611,10 +2453,7 @@
       <w:lvlText w:val="•"/>
       <w:lvlJc w:val="left"/>
       <w:pPr>
-        <w:tabs>
-          <w:tab w:val="num" w:pos="1440"/>
-        </w:tabs>
-        <w:ind w:left="1920" w:hanging="480"/>
+        <w:ind w:left="2160" w:hanging="480"/>
       </w:pPr>
     </w:lvl>
     <w:lvl w:ilvl="3">
@@ -2622,10 +2461,7 @@
       <w:lvlText w:val="–"/>
       <w:lvlJc w:val="left"/>
       <w:pPr>
-        <w:tabs>
-          <w:tab w:val="num" w:pos="2160"/>
-        </w:tabs>
-        <w:ind w:left="2640" w:hanging="480"/>
+        <w:ind w:left="2880" w:hanging="480"/>
       </w:pPr>
     </w:lvl>
     <w:lvl w:ilvl="4">
@@ -2633,10 +2469,7 @@
       <w:lvlText w:val="•"/>
       <w:lvlJc w:val="left"/>
       <w:pPr>
-        <w:tabs>
-          <w:tab w:val="num" w:pos="2880"/>
-        </w:tabs>
-        <w:ind w:left="3360" w:hanging="480"/>
+        <w:ind w:left="3600" w:hanging="480"/>
       </w:pPr>
     </w:lvl>
     <w:lvl w:ilvl="5">
@@ -2644,10 +2477,7 @@
       <w:lvlText w:val="–"/>
       <w:lvlJc w:val="left"/>
       <w:pPr>
-        <w:tabs>
-          <w:tab w:val="num" w:pos="3600"/>
-        </w:tabs>
-        <w:ind w:left="4080" w:hanging="480"/>
+        <w:ind w:left="4320" w:hanging="480"/>
       </w:pPr>
     </w:lvl>
     <w:lvl w:ilvl="6">
@@ -2655,10 +2485,7 @@
       <w:lvlText w:val="•"/>
       <w:lvlJc w:val="left"/>
       <w:pPr>
-        <w:tabs>
-          <w:tab w:val="num" w:pos="4320"/>
-        </w:tabs>
-        <w:ind w:left="4800" w:hanging="480"/>
+        <w:ind w:left="5040" w:hanging="480"/>
       </w:pPr>
     </w:lvl>
     <w:lvl w:ilvl="7">
@@ -2666,10 +2493,7 @@
       <w:lvlText w:val="–"/>
       <w:lvlJc w:val="left"/>
       <w:pPr>
-        <w:tabs>
-          <w:tab w:val="num" w:pos="5040"/>
-        </w:tabs>
-        <w:ind w:left="5520" w:hanging="480"/>
+        <w:ind w:left="5760" w:hanging="480"/>
       </w:pPr>
     </w:lvl>
     <w:lvl w:ilvl="8">
@@ -2677,16 +2501,10 @@
       <w:lvlText w:val="•"/>
       <w:lvlJc w:val="left"/>
       <w:pPr>
-        <w:tabs>
-          <w:tab w:val="num" w:pos="5760"/>
-        </w:tabs>
-        <w:ind w:left="6240" w:hanging="480"/>
+        <w:ind w:left="6480" w:hanging="480"/>
       </w:pPr>
     </w:lvl>
   </w:abstractNum>
-  <w:num w:numId="1000">
-    <w:abstractNumId w:val="990"/>
-  </w:num>
   <w:num w:numId="1000">
     <w:abstractNumId w:val="990"/>
   </w:num>
@@ -2734,10 +2552,10 @@
   <w:docDefaults>
     <w:rPrDefault>
       <w:rPr>
-        <w:rFonts w:asciiTheme="minorHAnsi" w:eastAsiaTheme="minorHAnsi" w:hAnsiTheme="minorHAnsi" w:cstheme="minorBidi"/>
+        <w:rFonts w:asciiTheme="minorHAnsi" w:cstheme="minorBidi" w:eastAsiaTheme="minorHAnsi" w:hAnsiTheme="minorHAnsi"/>
         <w:sz w:val="24"/>
         <w:szCs w:val="24"/>
-        <w:lang w:val="en-US" w:eastAsia="en-US" w:bidi="ar-SA"/>
+        <w:lang w:bidi="ar-SA" w:eastAsia="en-US" w:val="en-US"/>
       </w:rPr>
     </w:rPrDefault>
     <w:pPrDefault>
@@ -2746,35 +2564,35 @@
       </w:pPr>
     </w:pPrDefault>
   </w:docDefaults>
-  <w:latentStyles w:defLockedState="0" w:defUIPriority="0" w:defSemiHidden="0" w:defUnhideWhenUsed="0" w:defQFormat="0" w:count="276"/>
-  <w:style w:type="paragraph" w:default="1" w:styleId="Normal">
+  <w:latentStyles w:count="276" w:defLockedState="0" w:defQFormat="0" w:defSemiHidden="0" w:defUIPriority="0" w:defUnhideWhenUsed="0"/>
+  <w:style w:default="1" w:styleId="Normal" w:type="paragraph">
     <w:name w:val="Normal"/>
     <w:qFormat/>
   </w:style>
-  <w:style w:type="paragraph" w:styleId="BodyText">
+  <w:style w:styleId="BodyText" w:type="paragraph">
     <w:name w:val="Body Text"/>
     <w:basedOn w:val="Normal"/>
     <w:link w:val="BodyTextChar"/>
     <w:pPr>
-      <w:spacing w:before="180" w:after="180"/>
+      <w:spacing w:after="180" w:before="180"/>
     </w:pPr>
     <w:qFormat/>
   </w:style>
-  <w:style w:type="paragraph" w:customStyle="1" w:styleId="FirstParagraph">
+  <w:style w:customStyle="1" w:styleId="FirstParagraph" w:type="paragraph">
     <w:name w:val="First Paragraph"/>
     <w:basedOn w:val="BodyText"/>
     <w:next w:val="BodyText"/>
     <w:qFormat/>
   </w:style>
-  <w:style w:type="paragraph" w:customStyle="1" w:styleId="Compact">
+  <w:style w:customStyle="1" w:styleId="Compact" w:type="paragraph">
     <w:name w:val="Compact"/>
     <w:basedOn w:val="BodyText"/>
     <w:qFormat/>
     <w:pPr>
-      <w:spacing w:before="36" w:after="36"/>
+      <w:spacing w:after="36" w:before="36"/>
     </w:pPr>
   </w:style>
-  <w:style w:type="paragraph" w:styleId="Title">
+  <w:style w:styleId="Title" w:type="paragraph">
     <w:name w:val="Title"/>
     <w:basedOn w:val="Normal"/>
     <w:next w:val="BodyText"/>
@@ -2782,19 +2600,19 @@
     <w:pPr>
       <w:keepNext/>
       <w:keepLines/>
-      <w:spacing w:before="480" w:after="240"/>
+      <w:spacing w:after="240" w:before="480"/>
       <w:jc w:val="center"/>
     </w:pPr>
     <w:rPr>
-      <w:rFonts w:asciiTheme="majorHAnsi" w:eastAsiaTheme="majorEastAsia" w:hAnsiTheme="majorHAnsi" w:cstheme="majorBidi"/>
+      <w:rFonts w:asciiTheme="majorHAnsi" w:cstheme="majorBidi" w:eastAsiaTheme="majorEastAsia" w:hAnsiTheme="majorHAnsi"/>
       <w:b/>
       <w:bCs/>
-      <w:color w:val="345A8A" w:themeColor="accent1" w:themeShade="B5"/>
+      <w:color w:themeColor="accent1" w:themeShade="B5" w:val="345A8A"/>
       <w:sz w:val="36"/>
       <w:szCs w:val="36"/>
     </w:rPr>
   </w:style>
-  <w:style w:type="paragraph" w:styleId="Subtitle">
+  <w:style w:styleId="Subtitle" w:type="paragraph">
     <w:name w:val="Subtitle"/>
     <w:basedOn w:val="Title"/>
     <w:next w:val="BodyText"/>
@@ -2802,7 +2620,7 @@
     <w:pPr>
       <w:keepNext/>
       <w:keepLines/>
-      <w:spacing w:before="240" w:after="240"/>
+      <w:spacing w:after="240" w:before="240"/>
       <w:jc w:val="center"/>
     </w:pPr>
     <w:rPr>
@@ -2810,7 +2628,7 @@
       <w:szCs w:val="30"/>
     </w:rPr>
   </w:style>
-  <w:style w:type="paragraph" w:customStyle="1" w:styleId="Author">
+  <w:style w:customStyle="1" w:styleId="Author" w:type="paragraph">
     <w:name w:val="Author"/>
     <w:next w:val="BodyText"/>
     <w:qFormat/>
@@ -2820,7 +2638,7 @@
       <w:jc w:val="center"/>
     </w:pPr>
   </w:style>
-  <w:style w:type="paragraph" w:styleId="Date">
+  <w:style w:styleId="Date" w:type="paragraph">
     <w:name w:val="Date"/>
     <w:next w:val="BodyText"/>
     <w:qFormat/>
@@ -2830,7 +2648,26 @@
       <w:jc w:val="center"/>
     </w:pPr>
   </w:style>
-  <w:style w:type="paragraph" w:customStyle="1" w:styleId="Abstract">
+  <w:style w:customStyle="1" w:styleId="AbstractTitle" w:type="paragraph">
+    <w:name w:val="Abstract Title"/>
+    <w:basedOn w:val="Normal"/>
+    <w:next w:val="Abstract"/>
+    <w:qFormat/>
+    <w:pPr>
+      <w:keepNext/>
+      <w:keepLines/>
+      <w:jc w:val="center"/>
+      <w:spacing w:after="0" w:before="300"/>
+    </w:pPr>
+    <w:rPr>
+      <w:sz w:val="20"/>
+      <w:szCs w:val="20"/>
+      <w:b/>
+      <w:color w:val="345A8A"/>
+      &gt;
+    </w:rPr>
+  </w:style>
+  <w:style w:customStyle="1" w:styleId="Abstract" w:type="paragraph">
     <w:name w:val="Abstract"/>
     <w:basedOn w:val="Normal"/>
     <w:next w:val="BodyText"/>
@@ -2838,14 +2675,14 @@
     <w:pPr>
       <w:keepNext/>
       <w:keepLines/>
-      <w:spacing w:before="300" w:after="300"/>
+      <w:spacing w:after="300" w:before="100"/>
     </w:pPr>
     <w:rPr>
       <w:sz w:val="20"/>
       <w:szCs w:val="20"/>
     </w:rPr>
   </w:style>
-  <w:style w:type="paragraph" w:styleId="Bibliography">
+  <w:style w:styleId="Bibliography" w:type="paragraph">
     <w:name w:val="Bibliography"/>
     <w:basedOn w:val="Normal"/>
     <w:next w:val="Bibliography"/>
@@ -2853,7 +2690,7 @@
     <w:pPr/>
     <w:rPr/>
   </w:style>
-  <w:style w:type="paragraph" w:styleId="Heading1">
+  <w:style w:styleId="Heading1" w:type="paragraph">
     <w:name w:val="Heading 1"/>
     <w:basedOn w:val="Normal"/>
     <w:next w:val="BodyText"/>
@@ -2862,19 +2699,19 @@
     <w:pPr>
       <w:keepNext/>
       <w:keepLines/>
-      <w:spacing w:before="480" w:after="0"/>
+      <w:spacing w:after="0" w:before="480"/>
       <w:outlineLvl w:val="0"/>
     </w:pPr>
     <w:rPr>
-      <w:rFonts w:asciiTheme="majorHAnsi" w:eastAsiaTheme="majorEastAsia" w:hAnsiTheme="majorHAnsi" w:cstheme="majorBidi"/>
+      <w:rFonts w:asciiTheme="majorHAnsi" w:cstheme="majorBidi" w:eastAsiaTheme="majorEastAsia" w:hAnsiTheme="majorHAnsi"/>
       <w:b/>
       <w:bCs/>
-      <w:color w:val="345A8A" w:themeColor="accent1" w:themeShade="B5"/>
+      <w:color w:themeColor="accent1" w:val="4F81BD"/>
       <w:sz w:val="32"/>
       <w:szCs w:val="32"/>
     </w:rPr>
   </w:style>
-  <w:style w:type="paragraph" w:styleId="Heading2">
+  <w:style w:styleId="Heading2" w:type="paragraph">
     <w:name w:val="Heading 2"/>
     <w:basedOn w:val="Normal"/>
     <w:next w:val="BodyText"/>
@@ -2884,19 +2721,19 @@
     <w:pPr>
       <w:keepNext/>
       <w:keepLines/>
-      <w:spacing w:before="200" w:after="0"/>
+      <w:spacing w:after="0" w:before="200"/>
       <w:outlineLvl w:val="1"/>
     </w:pPr>
     <w:rPr>
-      <w:rFonts w:asciiTheme="majorHAnsi" w:eastAsiaTheme="majorEastAsia" w:hAnsiTheme="majorHAnsi" w:cstheme="majorBidi"/>
+      <w:rFonts w:asciiTheme="majorHAnsi" w:cstheme="majorBidi" w:eastAsiaTheme="majorEastAsia" w:hAnsiTheme="majorHAnsi"/>
       <w:b/>
       <w:bCs/>
-      <w:color w:val="4F81BD" w:themeColor="accent1"/>
-      <w:sz w:val="32"/>
-      <w:szCs w:val="32"/>
-    </w:rPr>
-  </w:style>
-  <w:style w:type="paragraph" w:styleId="Heading3">
+      <w:color w:themeColor="accent1" w:val="4F81BD"/>
+      <w:sz w:val="28"/>
+      <w:szCs w:val="28"/>
+    </w:rPr>
+  </w:style>
+  <w:style w:styleId="Heading3" w:type="paragraph">
     <w:name w:val="Heading 3"/>
     <w:basedOn w:val="Normal"/>
     <w:next w:val="BodyText"/>
@@ -2906,19 +2743,19 @@
     <w:pPr>
       <w:keepNext/>
       <w:keepLines/>
-      <w:spacing w:before="200" w:after="0"/>
+      <w:spacing w:after="0" w:before="200"/>
       <w:outlineLvl w:val="2"/>
     </w:pPr>
     <w:rPr>
-      <w:rFonts w:asciiTheme="majorHAnsi" w:eastAsiaTheme="majorEastAsia" w:hAnsiTheme="majorHAnsi" w:cstheme="majorBidi"/>
+      <w:rFonts w:asciiTheme="majorHAnsi" w:cstheme="majorBidi" w:eastAsiaTheme="majorEastAsia" w:hAnsiTheme="majorHAnsi"/>
       <w:b/>
       <w:bCs/>
-      <w:color w:val="4F81BD" w:themeColor="accent1"/>
-      <w:sz w:val="28"/>
-      <w:szCs w:val="28"/>
-    </w:rPr>
-  </w:style>
-  <w:style w:type="paragraph" w:styleId="Heading4">
+      <w:color w:themeColor="accent1" w:val="4F81BD"/>
+      <w:sz w:val="24"/>
+      <w:szCs w:val="24"/>
+    </w:rPr>
+  </w:style>
+  <w:style w:styleId="Heading4" w:type="paragraph">
     <w:name w:val="Heading 4"/>
     <w:basedOn w:val="Normal"/>
     <w:next w:val="BodyText"/>
@@ -2928,19 +2765,19 @@
     <w:pPr>
       <w:keepNext/>
       <w:keepLines/>
-      <w:spacing w:before="200" w:after="0"/>
+      <w:spacing w:after="0" w:before="200"/>
       <w:outlineLvl w:val="3"/>
     </w:pPr>
     <w:rPr>
-      <w:rFonts w:asciiTheme="majorHAnsi" w:eastAsiaTheme="majorEastAsia" w:hAnsiTheme="majorHAnsi" w:cstheme="majorBidi"/>
-      <w:b/>
+      <w:rFonts w:asciiTheme="majorHAnsi" w:cstheme="majorBidi" w:eastAsiaTheme="majorEastAsia" w:hAnsiTheme="majorHAnsi"/>
+      <w:i/>
       <w:bCs/>
-      <w:color w:val="4F81BD" w:themeColor="accent1"/>
+      <w:color w:themeColor="accent1" w:val="4F81BD"/>
       <w:sz w:val="24"/>
       <w:szCs w:val="24"/>
     </w:rPr>
   </w:style>
-  <w:style w:type="paragraph" w:styleId="Heading5">
+  <w:style w:styleId="Heading5" w:type="paragraph">
     <w:name w:val="Heading 5"/>
     <w:basedOn w:val="Normal"/>
     <w:next w:val="BodyText"/>
@@ -2950,19 +2787,18 @@
     <w:pPr>
       <w:keepNext/>
       <w:keepLines/>
-      <w:spacing w:before="200" w:after="0"/>
+      <w:spacing w:after="0" w:before="200"/>
       <w:outlineLvl w:val="4"/>
     </w:pPr>
     <w:rPr>
-      <w:rFonts w:asciiTheme="majorHAnsi" w:eastAsiaTheme="majorEastAsia" w:hAnsiTheme="majorHAnsi" w:cstheme="majorBidi"/>
-      <w:i/>
+      <w:rFonts w:asciiTheme="majorHAnsi" w:cstheme="majorBidi" w:eastAsiaTheme="majorEastAsia" w:hAnsiTheme="majorHAnsi"/>
       <w:iCs/>
-      <w:color w:val="4F81BD" w:themeColor="accent1"/>
+      <w:color w:themeColor="accent1" w:val="4F81BD"/>
       <w:sz w:val="24"/>
       <w:szCs w:val="24"/>
     </w:rPr>
   </w:style>
-  <w:style w:type="paragraph" w:styleId="Heading6">
+  <w:style w:styleId="Heading6" w:type="paragraph">
     <w:name w:val="Heading 6"/>
     <w:basedOn w:val="Normal"/>
     <w:next w:val="BodyText"/>
@@ -2972,17 +2808,17 @@
     <w:pPr>
       <w:keepNext/>
       <w:keepLines/>
-      <w:spacing w:before="200" w:after="0"/>
+      <w:spacing w:after="0" w:before="200"/>
       <w:outlineLvl w:val="5"/>
     </w:pPr>
     <w:rPr>
-      <w:rFonts w:asciiTheme="majorHAnsi" w:eastAsiaTheme="majorEastAsia" w:hAnsiTheme="majorHAnsi" w:cstheme="majorBidi"/>
-      <w:color w:val="4F81BD" w:themeColor="accent1"/>
+      <w:rFonts w:asciiTheme="majorHAnsi" w:cstheme="majorBidi" w:eastAsiaTheme="majorEastAsia" w:hAnsiTheme="majorHAnsi"/>
+      <w:color w:themeColor="accent1" w:val="4F81BD"/>
       <w:sz w:val="24"/>
       <w:szCs w:val="24"/>
     </w:rPr>
   </w:style>
-  <w:style w:type="paragraph" w:styleId="Heading7">
+  <w:style w:styleId="Heading7" w:type="paragraph">
     <w:name w:val="Heading 7"/>
     <w:basedOn w:val="Normal"/>
     <w:next w:val="BodyText"/>
@@ -2992,17 +2828,17 @@
     <w:pPr>
       <w:keepNext/>
       <w:keepLines/>
-      <w:spacing w:before="200" w:after="0"/>
+      <w:spacing w:after="0" w:before="200"/>
       <w:outlineLvl w:val="6"/>
     </w:pPr>
     <w:rPr>
-      <w:rFonts w:asciiTheme="majorHAnsi" w:eastAsiaTheme="majorEastAsia" w:hAnsiTheme="majorHAnsi" w:cstheme="majorBidi"/>
-      <w:color w:val="4F81BD" w:themeColor="accent1"/>
+      <w:rFonts w:asciiTheme="majorHAnsi" w:cstheme="majorBidi" w:eastAsiaTheme="majorEastAsia" w:hAnsiTheme="majorHAnsi"/>
+      <w:color w:themeColor="accent1" w:val="4F81BD"/>
       <w:sz w:val="24"/>
       <w:szCs w:val="24"/>
     </w:rPr>
   </w:style>
-  <w:style w:type="paragraph" w:styleId="Heading8">
+  <w:style w:styleId="Heading8" w:type="paragraph">
     <w:name w:val="Heading 8"/>
     <w:basedOn w:val="Normal"/>
     <w:next w:val="BodyText"/>
@@ -3012,17 +2848,17 @@
     <w:pPr>
       <w:keepNext/>
       <w:keepLines/>
-      <w:spacing w:before="200" w:after="0"/>
+      <w:spacing w:after="0" w:before="200"/>
       <w:outlineLvl w:val="7"/>
     </w:pPr>
     <w:rPr>
-      <w:rFonts w:asciiTheme="majorHAnsi" w:eastAsiaTheme="majorEastAsia" w:hAnsiTheme="majorHAnsi" w:cstheme="majorBidi"/>
-      <w:color w:val="4F81BD" w:themeColor="accent1"/>
+      <w:rFonts w:asciiTheme="majorHAnsi" w:cstheme="majorBidi" w:eastAsiaTheme="majorEastAsia" w:hAnsiTheme="majorHAnsi"/>
+      <w:color w:themeColor="accent1" w:val="4F81BD"/>
       <w:sz w:val="24"/>
       <w:szCs w:val="24"/>
     </w:rPr>
   </w:style>
-  <w:style w:type="paragraph" w:styleId="Heading9">
+  <w:style w:styleId="Heading9" w:type="paragraph">
     <w:name w:val="Heading 9"/>
     <w:basedOn w:val="Normal"/>
     <w:next w:val="BodyText"/>
@@ -3032,17 +2868,17 @@
     <w:pPr>
       <w:keepNext/>
       <w:keepLines/>
-      <w:spacing w:before="200" w:after="0"/>
+      <w:spacing w:after="0" w:before="200"/>
       <w:outlineLvl w:val="8"/>
     </w:pPr>
     <w:rPr>
-      <w:rFonts w:asciiTheme="majorHAnsi" w:eastAsiaTheme="majorEastAsia" w:hAnsiTheme="majorHAnsi" w:cstheme="majorBidi"/>
-      <w:color w:val="4F81BD" w:themeColor="accent1"/>
+      <w:rFonts w:asciiTheme="majorHAnsi" w:cstheme="majorBidi" w:eastAsiaTheme="majorEastAsia" w:hAnsiTheme="majorHAnsi"/>
+      <w:color w:themeColor="accent1" w:val="4F81BD"/>
       <w:sz w:val="24"/>
       <w:szCs w:val="24"/>
     </w:rPr>
   </w:style>
-  <w:style w:type="paragraph" w:styleId="BlockText">
+  <w:style w:styleId="BlockText" w:type="paragraph">
     <w:name w:val="Block Text"/>
     <w:basedOn w:val="BodyText"/>
     <w:next w:val="BodyText"/>
@@ -3050,17 +2886,11 @@
     <w:unhideWhenUsed/>
     <w:qFormat/>
     <w:pPr>
-      <w:spacing w:before="100" w:after="100"/>
-      <w:ind w:firstLine="0"/>
+      <w:spacing w:after="100" w:before="100"/>
+      <w:ind w:firstLine="0" w:left="480" w:right="480"/>
     </w:pPr>
-    <w:rPr>
-      <w:rFonts w:asciiTheme="majorHAnsi" w:eastAsiaTheme="majorEastAsia" w:hAnsiTheme="majorHAnsi" w:cstheme="majorBidi"/>
-      <w:bCs/>
-      <w:sz w:val="20"/>
-      <w:szCs w:val="20"/>
-    </w:rPr>
-  </w:style>
-  <w:style w:type="paragraph" w:styleId="FootnoteText">
+  </w:style>
+  <w:style w:styleId="FootnoteText" w:type="paragraph">
     <w:name w:val="Footnote Text"/>
     <w:basedOn w:val="Normal"/>
     <w:next w:val="FootnoteText"/>
@@ -3068,28 +2898,43 @@
     <w:unhideWhenUsed/>
     <w:qFormat/>
   </w:style>
-  <w:style w:type="character" w:default="1" w:styleId="DefaultParagraphFont">
+  <w:style w:default="1" w:styleId="DefaultParagraphFont" w:type="character">
     <w:name w:val="Default Paragraph Font"/>
     <w:semiHidden/>
     <w:unhideWhenUsed/>
   </w:style>
-  <w:style w:type="table" w:default="1" w:styleId="Table">
+  <w:style w:default="1" w:styleId="Table" w:type="table">
     <w:name w:val="Table"/>
     <w:basedOn w:val="TableNormal"/>
     <w:semiHidden/>
     <w:unhideWhenUsed/>
     <w:qFormat/>
     <w:tblPr>
-      <w:tblInd w:w="0" w:type="dxa"/>
+      <w:tblInd w:type="dxa" w:w="0"/>
       <w:tblCellMar>
-        <w:top w:w="0" w:type="dxa"/>
-        <w:left w:w="108" w:type="dxa"/>
-        <w:bottom w:w="0" w:type="dxa"/>
-        <w:right w:w="108" w:type="dxa"/>
+        <w:top w:type="dxa" w:w="0"/>
+        <w:left w:type="dxa" w:w="108"/>
+        <w:bottom w:type="dxa" w:w="0"/>
+        <w:right w:type="dxa" w:w="108"/>
       </w:tblCellMar>
     </w:tblPr>
-  </w:style>
-  <w:style w:type="paragraph" w:customStyle="1" w:styleId="DefinitionTerm">
+    <w:tblStylePr w:type="firstRow">
+      <w:tblPr>
+        <w:jc w:val="left"/>
+        <w:tblInd w:type="dxa" w:w="0"/>
+      </w:tblPr>
+      <w:trPr>
+        <w:jc w:val="left"/>
+      </w:trPr>
+      <w:tcPr>
+        <w:vAlign w:val="bottom"/>
+        <w:tcBorders>
+          <w:bottom w:val="single"/>
+        </w:tcBorders>
+      </w:tcPr>
+    </w:tblStylePr>
+  </w:style>
+  <w:style w:customStyle="1" w:styleId="DefinitionTerm" w:type="paragraph">
     <w:name w:val="Definition Term"/>
     <w:basedOn w:val="Normal"/>
     <w:next w:val="Definition"/>
@@ -3102,49 +2947,49 @@
       <w:b/>
     </w:rPr>
   </w:style>
-  <w:style w:type="paragraph" w:customStyle="1" w:styleId="Definition">
+  <w:style w:customStyle="1" w:styleId="Definition" w:type="paragraph">
     <w:name w:val="Definition"/>
     <w:basedOn w:val="Normal"/>
   </w:style>
-  <w:style w:type="paragraph" w:styleId="Caption">
+  <w:style w:styleId="Caption" w:type="paragraph">
     <w:name w:val="Caption"/>
     <w:basedOn w:val="Normal"/>
     <w:link w:val="BodyTextChar"/>
     <w:pPr>
-      <w:spacing w:before="0" w:after="120"/>
+      <w:spacing w:after="120" w:before="0"/>
     </w:pPr>
     <w:rPr>
       <w:i/>
     </w:rPr>
   </w:style>
-  <w:style w:type="paragraph" w:customStyle="1" w:styleId="TableCaption">
+  <w:style w:customStyle="1" w:styleId="TableCaption" w:type="paragraph">
     <w:name w:val="Table Caption"/>
     <w:basedOn w:val="Caption"/>
     <w:pPr>
       <w:keepNext/>
     </w:pPr>
   </w:style>
-  <w:style w:type="paragraph" w:customStyle="1" w:styleId="ImageCaption">
+  <w:style w:customStyle="1" w:styleId="ImageCaption" w:type="paragraph">
     <w:name w:val="Image Caption"/>
     <w:basedOn w:val="Caption"/>
   </w:style>
-  <w:style w:type="paragraph" w:customStyle="1" w:styleId="Figure">
+  <w:style w:customStyle="1" w:styleId="Figure" w:type="paragraph">
     <w:name w:val="Figure"/>
     <w:basedOn w:val="Normal"/>
   </w:style>
-  <w:style w:type="paragraph" w:customStyle="1" w:styleId="CaptionedFigure">
+  <w:style w:customStyle="1" w:styleId="CaptionedFigure" w:type="paragraph">
     <w:name w:val="Captioned Figure"/>
     <w:basedOn w:val="Figure"/>
     <w:pPr>
       <w:keepNext/>
     </w:pPr>
   </w:style>
-  <w:style w:type="character" w:customStyle="1" w:styleId="BodyTextChar">
+  <w:style w:customStyle="1" w:styleId="BodyTextChar" w:type="character">
     <w:name w:val="Body Text Char"/>
     <w:basedOn w:val="DefaultParagraphFont"/>
     <w:link w:val="BodyText"/>
   </w:style>
-  <w:style w:type="character" w:customStyle="1" w:styleId="VerbatimChar">
+  <w:style w:customStyle="1" w:styleId="VerbatimChar" w:type="character">
     <w:name w:val="Verbatim Char"/>
     <w:basedOn w:val="BodyTextChar"/>
     <w:rPr>
@@ -3152,21 +2997,25 @@
       <w:sz w:val="22"/>
     </w:rPr>
   </w:style>
-  <w:style w:type="character" w:styleId="FootnoteReference">
+  <w:style w:customStyle="1" w:styleId="SectionNumber" w:type="character">
+    <w:name w:val="Section Number"/>
+    <w:basedOn w:val="BodyTextChar"/>
+  </w:style>
+  <w:style w:styleId="FootnoteReference" w:type="character">
     <w:name w:val="Footnote Reference"/>
     <w:basedOn w:val="BodyTextChar"/>
     <w:rPr>
       <w:vertAlign w:val="superscript"/>
     </w:rPr>
   </w:style>
-  <w:style w:type="character" w:styleId="Hyperlink">
+  <w:style w:styleId="Hyperlink" w:type="character">
     <w:name w:val="Hyperlink"/>
     <w:basedOn w:val="BodyTextChar"/>
     <w:rPr>
-      <w:color w:val="4F81BD" w:themeColor="accent1"/>
-    </w:rPr>
-  </w:style>
-  <w:style w:type="paragraph" w:styleId="TOCHeading">
+      <w:color w:themeColor="accent1" w:val="4F81BD"/>
+    </w:rPr>
+  </w:style>
+  <w:style w:styleId="TOCHeading" w:type="paragraph">
     <w:name w:val="TOC Heading"/>
     <w:basedOn w:val="Heading1"/>
     <w:next w:val="BodyText"/>
@@ -3178,10 +3027,10 @@
       <w:outlineLvl w:val="9"/>
     </w:pPr>
     <w:rPr>
-      <w:rFonts w:asciiTheme="majorHAnsi" w:eastAsiaTheme="majorEastAsia" w:hAnsiTheme="majorHAnsi" w:cstheme="majorBidi"/>
+      <w:rFonts w:asciiTheme="majorHAnsi" w:cstheme="majorBidi" w:eastAsiaTheme="majorEastAsia" w:hAnsiTheme="majorHAnsi"/>
       <w:b w:val="0"/>
       <w:bCs w:val="0"/>
-      <w:color w:val="365F91" w:themeColor="accent1" w:themeShade="BF"/>
+      <w:color w:themeColor="accent1" w:themeShade="BF" w:val="365F91"/>
     </w:rPr>
   </w:style>
   <w:style w:type="paragraph" w:customStyle="1" w:styleId="SourceCode">
@@ -3273,7 +3122,10 @@
   <w:style w:type="character" w:customStyle="1" w:styleId="ImportTok">
     <w:name w:val="ImportTok"/>
     <w:basedOn w:val="VerbatimChar"/>
-    <w:rPr/>
+    <w:rPr>
+      <w:color w:val="008000"/>
+      <w:b/>
+    </w:rPr>
   </w:style>
   <w:style w:type="character" w:customStyle="1" w:styleId="CommentTok">
     <w:name w:val="CommentTok"/>
@@ -3348,7 +3200,9 @@
   <w:style w:type="character" w:customStyle="1" w:styleId="BuiltInTok">
     <w:name w:val="BuiltInTok"/>
     <w:basedOn w:val="VerbatimChar"/>
-    <w:rPr/>
+    <w:rPr>
+      <w:color w:val="008000"/>
+    </w:rPr>
   </w:style>
   <w:style w:type="character" w:customStyle="1" w:styleId="ExtensionTok">
     <w:name w:val="ExtensionTok"/>
